--- a/05Word/Dagbok.docx
+++ b/05Word/Dagbok.docx
@@ -1,6 +1,6 @@
 
 <file path=word/document.xml><?xml version="1.0" encoding="utf-8"?>
-<w:document xmlns:wpc="http://schemas.microsoft.com/office/word/2010/wordprocessingCanvas" xmlns:cx="http://schemas.microsoft.com/office/drawing/2014/chartex" xmlns:cx1="http://schemas.microsoft.com/office/drawing/2015/9/8/chartex" xmlns:cx2="http://schemas.microsoft.com/office/drawing/2015/10/21/chartex" xmlns:cx3="http://schemas.microsoft.com/office/drawing/2016/5/9/chartex" xmlns:cx4="http://schemas.microsoft.com/office/drawing/2016/5/10/chartex" xmlns:cx5="http://schemas.microsoft.com/office/drawing/2016/5/11/chartex" xmlns:cx6="http://schemas.microsoft.com/office/drawing/2016/5/12/chartex" xmlns:cx7="http://schemas.microsoft.com/office/drawing/2016/5/13/chartex" xmlns:cx8="http://schemas.microsoft.com/office/drawing/2016/5/14/chartex" xmlns:mc="http://schemas.openxmlformats.org/markup-compatibility/2006" xmlns:aink="http://schemas.microsoft.com/office/drawing/2016/ink" xmlns:am3d="http://schemas.microsoft.com/office/drawing/2017/model3d" xmlns:o="urn:schemas-microsoft-com:office:office" xmlns:oel="http://schemas.microsoft.com/office/2019/extlst" xmlns:r="http://schemas.openxmlformats.org/officeDocument/2006/relationships" xmlns:m="http://schemas.openxmlformats.org/officeDocument/2006/math" xmlns:v="urn:schemas-microsoft-com:vml" xmlns:wp14="http://schemas.microsoft.com/office/word/2010/wordprocessingDrawing" xmlns:wp="http://schemas.openxmlformats.org/drawingml/2006/wordprocessingDrawing" xmlns:w10="urn:schemas-microsoft-com:office:word" xmlns:w="http://schemas.openxmlformats.org/wordprocessingml/2006/main" xmlns:w14="http://schemas.microsoft.com/office/word/2010/wordml" xmlns:w15="http://schemas.microsoft.com/office/word/2012/wordml" xmlns:w16cex="http://schemas.microsoft.com/office/word/2018/wordml/cex" xmlns:w16cid="http://schemas.microsoft.com/office/word/2016/wordml/cid" xmlns:w16="http://schemas.microsoft.com/office/word/2018/wordml" xmlns:w16sdtdh="http://schemas.microsoft.com/office/word/2020/wordml/sdtdatahash" xmlns:w16se="http://schemas.microsoft.com/office/word/2015/wordml/symex" xmlns:wpg="http://schemas.microsoft.com/office/word/2010/wordprocessingGroup" xmlns:wpi="http://schemas.microsoft.com/office/word/2010/wordprocessingInk" xmlns:wne="http://schemas.microsoft.com/office/word/2006/wordml" xmlns:wps="http://schemas.microsoft.com/office/word/2010/wordprocessingShape" mc:Ignorable="w14 w15 w16se w16cid w16 w16cex w16sdtdh wp14">
+<w:document xmlns:wpc="http://schemas.microsoft.com/office/word/2010/wordprocessingCanvas" xmlns:cx="http://schemas.microsoft.com/office/drawing/2014/chartex" xmlns:cx1="http://schemas.microsoft.com/office/drawing/2015/9/8/chartex" xmlns:cx2="http://schemas.microsoft.com/office/drawing/2015/10/21/chartex" xmlns:cx3="http://schemas.microsoft.com/office/drawing/2016/5/9/chartex" xmlns:cx4="http://schemas.microsoft.com/office/drawing/2016/5/10/chartex" xmlns:cx5="http://schemas.microsoft.com/office/drawing/2016/5/11/chartex" xmlns:cx6="http://schemas.microsoft.com/office/drawing/2016/5/12/chartex" xmlns:cx7="http://schemas.microsoft.com/office/drawing/2016/5/13/chartex" xmlns:cx8="http://schemas.microsoft.com/office/drawing/2016/5/14/chartex" xmlns:mc="http://schemas.openxmlformats.org/markup-compatibility/2006" xmlns:aink="http://schemas.microsoft.com/office/drawing/2016/ink" xmlns:am3d="http://schemas.microsoft.com/office/drawing/2017/model3d" xmlns:o="urn:schemas-microsoft-com:office:office" xmlns:oel="http://schemas.microsoft.com/office/2019/extlst" xmlns:r="http://schemas.openxmlformats.org/officeDocument/2006/relationships" xmlns:m="http://schemas.openxmlformats.org/officeDocument/2006/math" xmlns:v="urn:schemas-microsoft-com:vml" xmlns:wp14="http://schemas.microsoft.com/office/word/2010/wordprocessingDrawing" xmlns:wp="http://schemas.openxmlformats.org/drawingml/2006/wordprocessingDrawing" xmlns:w10="urn:schemas-microsoft-com:office:word" xmlns:w="http://schemas.openxmlformats.org/wordprocessingml/2006/main" xmlns:w14="http://schemas.microsoft.com/office/word/2010/wordml" xmlns:w15="http://schemas.microsoft.com/office/word/2012/wordml" xmlns:w16cex="http://schemas.microsoft.com/office/word/2018/wordml/cex" xmlns:w16cid="http://schemas.microsoft.com/office/word/2016/wordml/cid" xmlns:w16="http://schemas.microsoft.com/office/word/2018/wordml" xmlns:w16du="http://schemas.microsoft.com/office/word/2023/wordml/word16du" xmlns:w16sdtdh="http://schemas.microsoft.com/office/word/2020/wordml/sdtdatahash" xmlns:w16se="http://schemas.microsoft.com/office/word/2015/wordml/symex" xmlns:wpg="http://schemas.microsoft.com/office/word/2010/wordprocessingGroup" xmlns:wpi="http://schemas.microsoft.com/office/word/2010/wordprocessingInk" xmlns:wne="http://schemas.microsoft.com/office/word/2006/wordml" xmlns:wps="http://schemas.microsoft.com/office/word/2010/wordprocessingShape" mc:Ignorable="w14 w15 w16se w16cid w16 w16cex w16sdtdh w16du wp14">
   <w:body>
     <w:p>
       <w:r>
@@ -34,16 +34,61 @@
         <w:t>skräcktema att</w:t>
       </w:r>
       <w:r>
-        <w:t xml:space="preserve"> göra, kan vara ett zombie-maraton eller en skräckupplevelse med övernattning på ett hemsökt slott. Efter det konceptuella diagrammet började jag att bygga på det fysiska diagrammet med en rimlig kardinalitet, bryggtabeller som tar bort många-till-många relationer. </w:t>
-      </w:r>
-      <w:r>
-        <w:t xml:space="preserve">Mina kunder är User, order tabellen kan jämföras med bokning tabellen i mitt ERD-diagram, mina produkter är hemsökta platser och events, och leverantörer är samarbetspartners och eventuellt ska jag ta med marknadsföringar som leverantörer. </w:t>
-      </w:r>
-      <w:r>
-        <w:t>Jag har tagit med longitud och latitud och företaget kommer vara verksam i olika länder i Europa, min tanke är där att kunna presentera visuella diagram i dashbords med geografiska kartor men självklart ska jag ta mig en närmare titt på frågorna jag har för att kunna ställa för att få svar på den visuella aspekten</w:t>
+        <w:t xml:space="preserve"> göra, kan vara ett zombie-maraton eller en skräckupplevelse med övernattning på ett hemsökt slott. Efter det konceptuella diagrammet började jag att bygga på det fysiska diagrammet med en rimlig </w:t>
+      </w:r>
+      <w:proofErr w:type="spellStart"/>
+      <w:r>
+        <w:t>kardinalitet</w:t>
+      </w:r>
+      <w:proofErr w:type="spellEnd"/>
+      <w:r>
+        <w:t xml:space="preserve">, bryggtabeller som tar bort många-till-många relationer. </w:t>
+      </w:r>
+      <w:r>
+        <w:t xml:space="preserve">Mina kunder är </w:t>
+      </w:r>
+      <w:proofErr w:type="spellStart"/>
+      <w:r>
+        <w:t>User</w:t>
+      </w:r>
+      <w:proofErr w:type="spellEnd"/>
+      <w:r>
+        <w:t xml:space="preserve">, order tabellen kan jämföras med bokning tabellen i mitt ERD-diagram, mina produkter är hemsökta platser och events, och leverantörer är samarbetspartners och eventuellt ska jag ta med marknadsföringar som leverantörer. </w:t>
+      </w:r>
+      <w:r>
+        <w:t xml:space="preserve">Jag har tagit med longitud och latitud och företaget kommer vara verksam i olika länder i Europa, min tanke är där att kunna presentera visuella diagram i </w:t>
+      </w:r>
+      <w:proofErr w:type="spellStart"/>
+      <w:r>
+        <w:t>dashbords</w:t>
+      </w:r>
+      <w:proofErr w:type="spellEnd"/>
+      <w:r>
+        <w:t xml:space="preserve"> med geografiska kartor men självklart ska jag ta mig en närmare titt på frågorna jag har för att kunna ställa för att få svar på den visuella aspekten</w:t>
       </w:r>
       <w:r>
         <w:t>, jag vill gärna se om jag kan få svar på frågorna innan jag börjar med att lägga in dataposter i databasen samt att börja med data visualiseringen.</w:t>
+      </w:r>
+    </w:p>
+    <w:p>
+      <w:r>
+        <w:t xml:space="preserve">Jag började bygga databasen och märkte efter ett tag att jag tog mig en titt på projektbeskrivningen och började att jobba om tabellerna för att fylla kraven med kund, order, produkt och leverantör. Då började allting hamna i en ond spiral och det resulterade i att jag började rikta in mig på en e-handel databas. Nu känner jag mig nöjd med min databas som uppfyller kraven med dessa fyra tabeller som nämns ovan. Jag la till några för att undvika </w:t>
+      </w:r>
+      <w:proofErr w:type="spellStart"/>
+      <w:r>
+        <w:t>many</w:t>
+      </w:r>
+      <w:proofErr w:type="spellEnd"/>
+      <w:r>
+        <w:t>-to-</w:t>
+      </w:r>
+      <w:proofErr w:type="spellStart"/>
+      <w:r>
+        <w:t>many</w:t>
+      </w:r>
+      <w:proofErr w:type="spellEnd"/>
+      <w:r>
+        <w:t xml:space="preserve"> relationer. </w:t>
       </w:r>
     </w:p>
     <w:sectPr>
@@ -57,7 +102,7 @@
 </file>
 
 <file path=word/styles.xml><?xml version="1.0" encoding="utf-8"?>
-<w:styles xmlns:mc="http://schemas.openxmlformats.org/markup-compatibility/2006" xmlns:r="http://schemas.openxmlformats.org/officeDocument/2006/relationships" xmlns:w="http://schemas.openxmlformats.org/wordprocessingml/2006/main" xmlns:w14="http://schemas.microsoft.com/office/word/2010/wordml" xmlns:w15="http://schemas.microsoft.com/office/word/2012/wordml" xmlns:w16cex="http://schemas.microsoft.com/office/word/2018/wordml/cex" xmlns:w16cid="http://schemas.microsoft.com/office/word/2016/wordml/cid" xmlns:w16="http://schemas.microsoft.com/office/word/2018/wordml" xmlns:w16sdtdh="http://schemas.microsoft.com/office/word/2020/wordml/sdtdatahash" xmlns:w16se="http://schemas.microsoft.com/office/word/2015/wordml/symex" mc:Ignorable="w14 w15 w16se w16cid w16 w16cex w16sdtdh">
+<w:styles xmlns:mc="http://schemas.openxmlformats.org/markup-compatibility/2006" xmlns:r="http://schemas.openxmlformats.org/officeDocument/2006/relationships" xmlns:w="http://schemas.openxmlformats.org/wordprocessingml/2006/main" xmlns:w14="http://schemas.microsoft.com/office/word/2010/wordml" xmlns:w15="http://schemas.microsoft.com/office/word/2012/wordml" xmlns:w16cex="http://schemas.microsoft.com/office/word/2018/wordml/cex" xmlns:w16cid="http://schemas.microsoft.com/office/word/2016/wordml/cid" xmlns:w16="http://schemas.microsoft.com/office/word/2018/wordml" xmlns:w16du="http://schemas.microsoft.com/office/word/2023/wordml/word16du" xmlns:w16sdtdh="http://schemas.microsoft.com/office/word/2020/wordml/sdtdatahash" xmlns:w16se="http://schemas.microsoft.com/office/word/2015/wordml/symex" mc:Ignorable="w14 w15 w16se w16cid w16 w16cex w16sdtdh w16du">
   <w:docDefaults>
     <w:rPrDefault>
       <w:rPr>

--- a/05Word/Dagbok.docx
+++ b/05Word/Dagbok.docx
@@ -34,37 +34,13 @@
         <w:t>skräcktema att</w:t>
       </w:r>
       <w:r>
-        <w:t xml:space="preserve"> göra, kan vara ett zombie-maraton eller en skräckupplevelse med övernattning på ett hemsökt slott. Efter det konceptuella diagrammet började jag att bygga på det fysiska diagrammet med en rimlig </w:t>
-      </w:r>
-      <w:proofErr w:type="spellStart"/>
-      <w:r>
-        <w:t>kardinalitet</w:t>
-      </w:r>
-      <w:proofErr w:type="spellEnd"/>
-      <w:r>
-        <w:t xml:space="preserve">, bryggtabeller som tar bort många-till-många relationer. </w:t>
-      </w:r>
-      <w:r>
-        <w:t xml:space="preserve">Mina kunder är </w:t>
-      </w:r>
-      <w:proofErr w:type="spellStart"/>
-      <w:r>
-        <w:t>User</w:t>
-      </w:r>
-      <w:proofErr w:type="spellEnd"/>
-      <w:r>
-        <w:t xml:space="preserve">, order tabellen kan jämföras med bokning tabellen i mitt ERD-diagram, mina produkter är hemsökta platser och events, och leverantörer är samarbetspartners och eventuellt ska jag ta med marknadsföringar som leverantörer. </w:t>
-      </w:r>
-      <w:r>
-        <w:t xml:space="preserve">Jag har tagit med longitud och latitud och företaget kommer vara verksam i olika länder i Europa, min tanke är där att kunna presentera visuella diagram i </w:t>
-      </w:r>
-      <w:proofErr w:type="spellStart"/>
-      <w:r>
-        <w:t>dashbords</w:t>
-      </w:r>
-      <w:proofErr w:type="spellEnd"/>
-      <w:r>
-        <w:t xml:space="preserve"> med geografiska kartor men självklart ska jag ta mig en närmare titt på frågorna jag har för att kunna ställa för att få svar på den visuella aspekten</w:t>
+        <w:t xml:space="preserve"> göra, kan vara ett zombie-maraton eller en skräckupplevelse med övernattning på ett hemsökt slott. Efter det konceptuella diagrammet började jag att bygga på det fysiska diagrammet med en rimlig kardinalitet, bryggtabeller som tar bort många-till-många relationer. </w:t>
+      </w:r>
+      <w:r>
+        <w:t xml:space="preserve">Mina kunder är User, order tabellen kan jämföras med bokning tabellen i mitt ERD-diagram, mina produkter är hemsökta platser och events, och leverantörer är samarbetspartners och eventuellt ska jag ta med marknadsföringar som leverantörer. </w:t>
+      </w:r>
+      <w:r>
+        <w:t>Jag har tagit med longitud och latitud och företaget kommer vara verksam i olika länder i Europa, min tanke är där att kunna presentera visuella diagram i dashbords med geografiska kartor men självklart ska jag ta mig en närmare titt på frågorna jag har för att kunna ställa för att få svar på den visuella aspekten</w:t>
       </w:r>
       <w:r>
         <w:t>, jag vill gärna se om jag kan få svar på frågorna innan jag börjar med att lägga in dataposter i databasen samt att börja med data visualiseringen.</w:t>
@@ -72,23 +48,53 @@
     </w:p>
     <w:p>
       <w:r>
-        <w:t xml:space="preserve">Jag började bygga databasen och märkte efter ett tag att jag tog mig en titt på projektbeskrivningen och började att jobba om tabellerna för att fylla kraven med kund, order, produkt och leverantör. Då började allting hamna i en ond spiral och det resulterade i att jag började rikta in mig på en e-handel databas. Nu känner jag mig nöjd med min databas som uppfyller kraven med dessa fyra tabeller som nämns ovan. Jag la till några för att undvika </w:t>
-      </w:r>
-      <w:proofErr w:type="spellStart"/>
-      <w:r>
-        <w:t>many</w:t>
-      </w:r>
-      <w:proofErr w:type="spellEnd"/>
-      <w:r>
-        <w:t>-to-</w:t>
-      </w:r>
-      <w:proofErr w:type="spellStart"/>
-      <w:r>
-        <w:t>many</w:t>
-      </w:r>
-      <w:proofErr w:type="spellEnd"/>
-      <w:r>
-        <w:t xml:space="preserve"> relationer. </w:t>
+        <w:t>Jag började bygga databasen och märkte efter ett tag att jag tog mig en titt på projektbeskrivningen och började att jobba om tabellerna för att fylla kraven med kund, order, produkt och leverantör. Då började allting hamna i en ond spiral och det resulterade i att jag började rikta in mig på en e-handel databas. Nu känner jag mig nöjd med min databas som uppfyller kraven med dessa fyra tabeller som nämns ovan. Jag la till</w:t>
+      </w:r>
+      <w:r>
+        <w:t xml:space="preserve"> tabeller</w:t>
+      </w:r>
+      <w:r>
+        <w:t xml:space="preserve"> för att undvika many-to-many relationer. </w:t>
+      </w:r>
+    </w:p>
+    <w:p>
+      <w:r>
+        <w:t xml:space="preserve">Sen började jag leta efter färgpaletter som funkar med både light och darkmode, där jag använder mig av en knapp som skiftar mellan dessa två lägen. </w:t>
+      </w:r>
+      <w:r>
+        <w:t>Har tittat på en hel del Youtube videos om DAX och fått en massa kunskap och smarta tips hur du kan skapa dessa measures, skapa mappar för att spara relevanta DAX uträkningar i relevant tabell för till exempel försäljningar, kunder eller produkter.</w:t>
+      </w:r>
+    </w:p>
+    <w:p>
+      <w:r>
+        <w:t>Jag ville ha med relevanta KPI som under rubriken och för varje dashboard har den en sammanhängande röd tråd, så att varje dashboard har någon sorts form av KPI där den visar relevant information med siffror.  Jag höll mig till en siffra som inte blir för mycket information men viktigaste information framkommer. I sammanfattning sidan har jag totala försäljningen, hur mycket företaget säljer via en säljkanal, i detta fall är det Business Partnerships, totala försäljningen på en kategori, i detta fall är det tårtor och totala antal kunder. Under produkt och leverantör</w:t>
+      </w:r>
+      <w:r>
+        <w:t>s</w:t>
+      </w:r>
+      <w:r>
+        <w:t xml:space="preserve">sidan har jag totala beloppet för hur mycket leverantörerna har beställt av mig, totala värdet på produkterna, hur många ordrar som har gjorts under åren och medelvärdet av </w:t>
+      </w:r>
+      <w:r>
+        <w:t xml:space="preserve">betyg i form av en skala </w:t>
+      </w:r>
+      <w:r>
+        <w:t>mellan 1 och</w:t>
+      </w:r>
+      <w:r>
+        <w:t xml:space="preserve"> 5. Under </w:t>
+      </w:r>
+      <w:r>
+        <w:t>kundsidan</w:t>
+      </w:r>
+      <w:r>
+        <w:t xml:space="preserve"> så har jag totala försäljningen av en kund, totala försäljning av alla kunder tillsammans, totala antal män och kvinnor.</w:t>
+      </w:r>
+      <w:r>
+        <w:t xml:space="preserve"> Lagt till relevanta bilder till alla dessa för vad dem redovisar.</w:t>
+      </w:r>
+      <w:r>
+        <w:t xml:space="preserve"> När jag skulle lägga till infographic för antal fördelat på kön i procent stötte jag på en hel del problem med att få den funka men till slut så fick jag hjälp av några klasskamrater.</w:t>
       </w:r>
     </w:p>
     <w:sectPr>

--- a/05Word/Dagbok.docx
+++ b/05Word/Dagbok.docx
@@ -59,7 +59,19 @@
     </w:p>
     <w:p>
       <w:r>
-        <w:t xml:space="preserve">Sen började jag leta efter färgpaletter som funkar med både light och darkmode, där jag använder mig av en knapp som skiftar mellan dessa två lägen. </w:t>
+        <w:t xml:space="preserve">Sen började jag leta efter färgpaletter som funkar med både </w:t>
+      </w:r>
+      <w:r>
+        <w:t>ljust</w:t>
+      </w:r>
+      <w:r>
+        <w:t xml:space="preserve"> och </w:t>
+      </w:r>
+      <w:r>
+        <w:t>mörkt tema</w:t>
+      </w:r>
+      <w:r>
+        <w:t xml:space="preserve">, där jag använder mig av en knapp som skiftar mellan dessa två lägen. </w:t>
       </w:r>
       <w:r>
         <w:t>Har tittat på en hel del Youtube videos om DAX och fått en massa kunskap och smarta tips hur du kan skapa dessa measures, skapa mappar för att spara relevanta DAX uträkningar i relevant tabell för till exempel försäljningar, kunder eller produkter.</w:t>
@@ -95,6 +107,21 @@
       </w:r>
       <w:r>
         <w:t xml:space="preserve"> När jag skulle lägga till infographic för antal fördelat på kön i procent stötte jag på en hel del problem med att få den funka men till slut så fick jag hjälp av några klasskamrater.</w:t>
+      </w:r>
+      <w:r>
+        <w:br/>
+        <w:t xml:space="preserve">Vissa diagram jag använder i mina Power BI dashboards har jag konfigurerat till en nästan mikroskopisk nivå med hjälp av Youtube videos men i dessa fall är det svårt att automatiskt följa ljust tema eller mörkt tema, med detta menar jag då att jag måste välja färger själv som passar bra både till det ljusa temat och till det mörka temat. Jag kommer att gå in djupare nivå vad jag menar. I min Power Bi har jag skapat en tabell där den har Hex koder för respektive bakgrundsfärg, för visualisering, exempel kolumner i en bardiagram eller en linje i ett </w:t>
+      </w:r>
+      <w:r>
+        <w:lastRenderedPageBreak/>
+        <w:t xml:space="preserve">linjediagram, så jag behöver egentligen bara välja en funktion som väljer att kolumnerna ska ha en specifik färg för ljust tema och en specifik färg för mörkt tema för bakgrund, text, visualisering och rubrik. På detta sätt fann jag det mycket enklare att jobba för då har jag fördefinierat färger istället för att leta upp färgen igen på nytt, är jag inte nöjd med färgen så byter jag ut hex-koden istället för ljusbrun till mörkbrun istället. Och knappen som ändrar mellan ljust- och mörkt tema är väldigt smart för där tilldelar du att den ska titta i färg tabellen för att då titta vilka färg koder är under respektive tema. Däremot hade jag det jobbigt med infographic designer för där har du inte mycket frihet tydligen med </w:t>
+      </w:r>
+      <w:r>
+        <w:t xml:space="preserve">konfigurera att den följer resen av diagrammen i min kund dashboard, jag ville använda mig av runda hörn och en skugga under visualiseringen, när jag har höll på att konfigurerar dessa visuella inställningar då fick jag en blank ruta, så nu har jag slutat att överkonfigurera infographic designer och använder mig av en bakgrund som matchar bakgrunden på kund sidan och det som är fiffigt är att jag har valt att göra den helt transparant så den följer det mörka temat när bakgrunden ändrar färg, så där är jag nöjd. </w:t>
+      </w:r>
+      <w:r>
+        <w:br/>
+        <w:t>När jag upptäckte att du kan göra en hel del DAX uträkningar i Power BI så var jag väldigt tacksam att jag hittade en Youtube video där du kan skapa en mapp för dina DAX:ar och så sparar jag dem i respektive mapp, till exempel för ”försäljningar” så hamnar alla mina uträkningar där, jag har en för kunder, en för leverentörer och så vidare. Det underlättade arbetet offantligt mycket för då slapp jag skapa nya uträkningar utan behöva bry mig om att radera en tabell till exempel kunder och oroa mig att alla mina DAX uträkningar försvann och måste då börja om från början. Däremot så kändes det som att vissa veckor satt jag och plöjde igenom en hel del Youtube videos bara o DAX och en hel del dokumentation. Vissa är gjorda med measures vissa är gjorda i en tabell. Tar man en titt i OrderDetail tabellen där kunde jag inte göra en DAX utanför tabellen utan jag var tvungen att skapa en ny kolumn inom OrderDetail tabellen för att den skulle ta två kolumner för att göra en successiv uträkning.</w:t>
       </w:r>
     </w:p>
     <w:sectPr>

--- a/05Word/Dagbok.docx
+++ b/05Word/Dagbok.docx
@@ -3,128 +3,1735 @@
 <w:document xmlns:wpc="http://schemas.microsoft.com/office/word/2010/wordprocessingCanvas" xmlns:cx="http://schemas.microsoft.com/office/drawing/2014/chartex" xmlns:cx1="http://schemas.microsoft.com/office/drawing/2015/9/8/chartex" xmlns:cx2="http://schemas.microsoft.com/office/drawing/2015/10/21/chartex" xmlns:cx3="http://schemas.microsoft.com/office/drawing/2016/5/9/chartex" xmlns:cx4="http://schemas.microsoft.com/office/drawing/2016/5/10/chartex" xmlns:cx5="http://schemas.microsoft.com/office/drawing/2016/5/11/chartex" xmlns:cx6="http://schemas.microsoft.com/office/drawing/2016/5/12/chartex" xmlns:cx7="http://schemas.microsoft.com/office/drawing/2016/5/13/chartex" xmlns:cx8="http://schemas.microsoft.com/office/drawing/2016/5/14/chartex" xmlns:mc="http://schemas.openxmlformats.org/markup-compatibility/2006" xmlns:aink="http://schemas.microsoft.com/office/drawing/2016/ink" xmlns:am3d="http://schemas.microsoft.com/office/drawing/2017/model3d" xmlns:o="urn:schemas-microsoft-com:office:office" xmlns:oel="http://schemas.microsoft.com/office/2019/extlst" xmlns:r="http://schemas.openxmlformats.org/officeDocument/2006/relationships" xmlns:m="http://schemas.openxmlformats.org/officeDocument/2006/math" xmlns:v="urn:schemas-microsoft-com:vml" xmlns:wp14="http://schemas.microsoft.com/office/word/2010/wordprocessingDrawing" xmlns:wp="http://schemas.openxmlformats.org/drawingml/2006/wordprocessingDrawing" xmlns:w10="urn:schemas-microsoft-com:office:word" xmlns:w="http://schemas.openxmlformats.org/wordprocessingml/2006/main" xmlns:w14="http://schemas.microsoft.com/office/word/2010/wordml" xmlns:w15="http://schemas.microsoft.com/office/word/2012/wordml" xmlns:w16cex="http://schemas.microsoft.com/office/word/2018/wordml/cex" xmlns:w16cid="http://schemas.microsoft.com/office/word/2016/wordml/cid" xmlns:w16="http://schemas.microsoft.com/office/word/2018/wordml" xmlns:w16du="http://schemas.microsoft.com/office/word/2023/wordml/word16du" xmlns:w16sdtdh="http://schemas.microsoft.com/office/word/2020/wordml/sdtdatahash" xmlns:w16se="http://schemas.microsoft.com/office/word/2015/wordml/symex" xmlns:wpg="http://schemas.microsoft.com/office/word/2010/wordprocessingGroup" xmlns:wpi="http://schemas.microsoft.com/office/word/2010/wordprocessingInk" xmlns:wne="http://schemas.microsoft.com/office/word/2006/wordml" xmlns:wps="http://schemas.microsoft.com/office/word/2010/wordprocessingShape" mc:Ignorable="w14 w15 w16se w16cid w16 w16cex w16sdtdh w16du wp14">
   <w:body>
     <w:p>
-      <w:r>
-        <w:t>Design beslut:</w:t>
-      </w:r>
-      <w:r>
-        <w:br/>
-      </w:r>
-      <w:r>
-        <w:t>Jag började med att skapa ett konceptuellt diagram till kunden, jag valde att ta med tabeller för att ta bort många-till-många relationer mellan tabeller</w:t>
-      </w:r>
-      <w:r>
-        <w:t xml:space="preserve"> i det konceptuella diagrammet</w:t>
-      </w:r>
-      <w:r>
-        <w:t xml:space="preserve">. Jag började tänka </w:t>
-      </w:r>
-      <w:r>
-        <w:t>vad jag ska ha för</w:t>
-      </w:r>
-      <w:r>
-        <w:t xml:space="preserve"> databas och affärsidé</w:t>
-      </w:r>
-      <w:r>
-        <w:t>n</w:t>
-      </w:r>
-      <w:r>
-        <w:t xml:space="preserve"> kunden vill att jag ska jobba med att användare ska kunna boka hemsökta platser, företaget ska även leverera olika events tema som har något med </w:t>
-      </w:r>
-      <w:r>
-        <w:t>skräcktema att</w:t>
-      </w:r>
-      <w:r>
-        <w:t xml:space="preserve"> göra, kan vara ett zombie-maraton eller en skräckupplevelse med övernattning på ett hemsökt slott. Efter det konceptuella diagrammet började jag att bygga på det fysiska diagrammet med en rimlig kardinalitet, bryggtabeller som tar bort många-till-många relationer. </w:t>
-      </w:r>
-      <w:r>
-        <w:t xml:space="preserve">Mina kunder är User, order tabellen kan jämföras med bokning tabellen i mitt ERD-diagram, mina produkter är hemsökta platser och events, och leverantörer är samarbetspartners och eventuellt ska jag ta med marknadsföringar som leverantörer. </w:t>
-      </w:r>
-      <w:r>
-        <w:t>Jag har tagit med longitud och latitud och företaget kommer vara verksam i olika länder i Europa, min tanke är där att kunna presentera visuella diagram i dashbords med geografiska kartor men självklart ska jag ta mig en närmare titt på frågorna jag har för att kunna ställa för att få svar på den visuella aspekten</w:t>
-      </w:r>
-      <w:r>
-        <w:t>, jag vill gärna se om jag kan få svar på frågorna innan jag börjar med att lägga in dataposter i databasen samt att börja med data visualiseringen.</w:t>
-      </w:r>
-    </w:p>
-    <w:p>
-      <w:r>
-        <w:t>Jag började bygga databasen och märkte efter ett tag att jag tog mig en titt på projektbeskrivningen och började att jobba om tabellerna för att fylla kraven med kund, order, produkt och leverantör. Då började allting hamna i en ond spiral och det resulterade i att jag började rikta in mig på en e-handel databas. Nu känner jag mig nöjd med min databas som uppfyller kraven med dessa fyra tabeller som nämns ovan. Jag la till</w:t>
-      </w:r>
-      <w:r>
-        <w:t xml:space="preserve"> tabeller</w:t>
-      </w:r>
-      <w:r>
-        <w:t xml:space="preserve"> för att undvika many-to-many relationer. </w:t>
-      </w:r>
-    </w:p>
-    <w:p>
-      <w:r>
-        <w:t xml:space="preserve">Sen började jag leta efter färgpaletter som funkar med både </w:t>
-      </w:r>
-      <w:r>
-        <w:t>ljust</w:t>
-      </w:r>
-      <w:r>
+      <w:pPr>
+        <w:rPr>
+          <w:rFonts w:ascii="Times New Roman" w:hAnsi="Times New Roman" w:cs="Times New Roman"/>
+          <w:sz w:val="24"/>
+          <w:szCs w:val="24"/>
+        </w:rPr>
+      </w:pPr>
+      <w:r>
+        <w:rPr>
+          <w:rFonts w:ascii="Times New Roman" w:hAnsi="Times New Roman" w:cs="Times New Roman"/>
+          <w:sz w:val="24"/>
+          <w:szCs w:val="24"/>
+        </w:rPr>
+        <w:t>Designbeslut</w:t>
+      </w:r>
+    </w:p>
+    <w:p>
+      <w:pPr>
+        <w:rPr>
+          <w:rFonts w:ascii="Times New Roman" w:hAnsi="Times New Roman" w:cs="Times New Roman"/>
+          <w:sz w:val="24"/>
+          <w:szCs w:val="24"/>
+        </w:rPr>
+      </w:pPr>
+      <w:r>
+        <w:rPr>
+          <w:rFonts w:ascii="Times New Roman" w:hAnsi="Times New Roman" w:cs="Times New Roman"/>
+          <w:sz w:val="24"/>
+          <w:szCs w:val="24"/>
+        </w:rPr>
+        <w:t xml:space="preserve">Skapa </w:t>
+      </w:r>
+      <w:r>
+        <w:rPr>
+          <w:rFonts w:ascii="Times New Roman" w:hAnsi="Times New Roman" w:cs="Times New Roman"/>
+          <w:sz w:val="24"/>
+          <w:szCs w:val="24"/>
+        </w:rPr>
+        <w:t>k</w:t>
+      </w:r>
+      <w:r>
+        <w:rPr>
+          <w:rFonts w:ascii="Times New Roman" w:hAnsi="Times New Roman" w:cs="Times New Roman"/>
+          <w:sz w:val="24"/>
+          <w:szCs w:val="24"/>
+        </w:rPr>
+        <w:t xml:space="preserve">onceptuellt </w:t>
+      </w:r>
+      <w:r>
+        <w:rPr>
+          <w:rFonts w:ascii="Times New Roman" w:hAnsi="Times New Roman" w:cs="Times New Roman"/>
+          <w:sz w:val="24"/>
+          <w:szCs w:val="24"/>
+        </w:rPr>
+        <w:t>d</w:t>
+      </w:r>
+      <w:r>
+        <w:rPr>
+          <w:rFonts w:ascii="Times New Roman" w:hAnsi="Times New Roman" w:cs="Times New Roman"/>
+          <w:sz w:val="24"/>
+          <w:szCs w:val="24"/>
+        </w:rPr>
+        <w:t>iagram</w:t>
+      </w:r>
+    </w:p>
+    <w:p>
+      <w:pPr>
+        <w:rPr>
+          <w:rFonts w:ascii="Times New Roman" w:hAnsi="Times New Roman" w:cs="Times New Roman"/>
+          <w:sz w:val="24"/>
+          <w:szCs w:val="24"/>
+        </w:rPr>
+      </w:pPr>
+      <w:r>
+        <w:rPr>
+          <w:rFonts w:ascii="Times New Roman" w:hAnsi="Times New Roman" w:cs="Times New Roman"/>
+          <w:sz w:val="24"/>
+          <w:szCs w:val="24"/>
+        </w:rPr>
+        <w:t>Jag började med att skapa ett konceptuellt diagram för kunden. Jag valde att inkludera tabeller för att eliminera många-till-många-relationer mellan tabeller i det konceptuella diagrammet. Affärsidén kunden ville att jag skulle jobba med innebär att användare ska kunna boka hemsökta platser. Företaget ska även erbjuda olika event med skräcktema, som till exempel zombie-maraton eller övernattningar på hemsökta slott.</w:t>
+      </w:r>
+    </w:p>
+    <w:p>
+      <w:pPr>
+        <w:rPr>
+          <w:rFonts w:ascii="Times New Roman" w:hAnsi="Times New Roman" w:cs="Times New Roman"/>
+          <w:sz w:val="24"/>
+          <w:szCs w:val="24"/>
+        </w:rPr>
+      </w:pPr>
+    </w:p>
+    <w:p>
+      <w:pPr>
+        <w:rPr>
+          <w:rFonts w:ascii="Times New Roman" w:hAnsi="Times New Roman" w:cs="Times New Roman"/>
+          <w:sz w:val="24"/>
+          <w:szCs w:val="24"/>
+        </w:rPr>
+      </w:pPr>
+      <w:r>
+        <w:rPr>
+          <w:rFonts w:ascii="Times New Roman" w:hAnsi="Times New Roman" w:cs="Times New Roman"/>
+          <w:sz w:val="24"/>
+          <w:szCs w:val="24"/>
+        </w:rPr>
+        <w:t xml:space="preserve">Bygga </w:t>
+      </w:r>
+      <w:r>
+        <w:rPr>
+          <w:rFonts w:ascii="Times New Roman" w:hAnsi="Times New Roman" w:cs="Times New Roman"/>
+          <w:sz w:val="24"/>
+          <w:szCs w:val="24"/>
+        </w:rPr>
+        <w:t>f</w:t>
+      </w:r>
+      <w:r>
+        <w:rPr>
+          <w:rFonts w:ascii="Times New Roman" w:hAnsi="Times New Roman" w:cs="Times New Roman"/>
+          <w:sz w:val="24"/>
+          <w:szCs w:val="24"/>
+        </w:rPr>
+        <w:t xml:space="preserve">ysiskt </w:t>
+      </w:r>
+      <w:r>
+        <w:rPr>
+          <w:rFonts w:ascii="Times New Roman" w:hAnsi="Times New Roman" w:cs="Times New Roman"/>
+          <w:sz w:val="24"/>
+          <w:szCs w:val="24"/>
+        </w:rPr>
+        <w:t>d</w:t>
+      </w:r>
+      <w:r>
+        <w:rPr>
+          <w:rFonts w:ascii="Times New Roman" w:hAnsi="Times New Roman" w:cs="Times New Roman"/>
+          <w:sz w:val="24"/>
+          <w:szCs w:val="24"/>
+        </w:rPr>
+        <w:t>iagram</w:t>
+      </w:r>
+    </w:p>
+    <w:p>
+      <w:pPr>
+        <w:rPr>
+          <w:rFonts w:ascii="Times New Roman" w:hAnsi="Times New Roman" w:cs="Times New Roman"/>
+          <w:sz w:val="24"/>
+          <w:szCs w:val="24"/>
+        </w:rPr>
+      </w:pPr>
+      <w:r>
+        <w:rPr>
+          <w:rFonts w:ascii="Times New Roman" w:hAnsi="Times New Roman" w:cs="Times New Roman"/>
+          <w:sz w:val="24"/>
+          <w:szCs w:val="24"/>
+        </w:rPr>
+        <w:t xml:space="preserve">Efter det konceptuella diagrammet började jag bygga det fysiska diagrammet med rimlig </w:t>
+      </w:r>
+      <w:proofErr w:type="spellStart"/>
+      <w:r>
+        <w:rPr>
+          <w:rFonts w:ascii="Times New Roman" w:hAnsi="Times New Roman" w:cs="Times New Roman"/>
+          <w:sz w:val="24"/>
+          <w:szCs w:val="24"/>
+        </w:rPr>
+        <w:t>kardinalitet</w:t>
+      </w:r>
+      <w:proofErr w:type="spellEnd"/>
+      <w:r>
+        <w:rPr>
+          <w:rFonts w:ascii="Times New Roman" w:hAnsi="Times New Roman" w:cs="Times New Roman"/>
+          <w:sz w:val="24"/>
+          <w:szCs w:val="24"/>
+        </w:rPr>
+        <w:t xml:space="preserve"> och bryggtabeller för att eliminera många-till-många-relationer. Mina kunder är representerade av </w:t>
+      </w:r>
+      <w:proofErr w:type="spellStart"/>
+      <w:r>
+        <w:rPr>
+          <w:rFonts w:ascii="Times New Roman" w:hAnsi="Times New Roman" w:cs="Times New Roman"/>
+          <w:sz w:val="24"/>
+          <w:szCs w:val="24"/>
+        </w:rPr>
+        <w:t>User</w:t>
+      </w:r>
+      <w:proofErr w:type="spellEnd"/>
+      <w:r>
+        <w:rPr>
+          <w:rFonts w:ascii="Times New Roman" w:hAnsi="Times New Roman" w:cs="Times New Roman"/>
+          <w:sz w:val="24"/>
+          <w:szCs w:val="24"/>
+        </w:rPr>
+        <w:t>, medan ordertabellen kan jämföras med bokningstabellen i mitt ERD-diagram. Mina produkter är hemsökta platser och event, och leverantörer är samarbetspartners. Jag överväger också att inkludera marknadsföring som leverantörer.</w:t>
+      </w:r>
+    </w:p>
+    <w:p>
+      <w:pPr>
+        <w:rPr>
+          <w:rFonts w:ascii="Times New Roman" w:hAnsi="Times New Roman" w:cs="Times New Roman"/>
+          <w:sz w:val="24"/>
+          <w:szCs w:val="24"/>
+        </w:rPr>
+      </w:pPr>
+    </w:p>
+    <w:p>
+      <w:pPr>
+        <w:rPr>
+          <w:rFonts w:ascii="Times New Roman" w:hAnsi="Times New Roman" w:cs="Times New Roman"/>
+          <w:sz w:val="24"/>
+          <w:szCs w:val="24"/>
+        </w:rPr>
+      </w:pPr>
+      <w:r>
+        <w:rPr>
+          <w:rFonts w:ascii="Times New Roman" w:hAnsi="Times New Roman" w:cs="Times New Roman"/>
+          <w:sz w:val="24"/>
+          <w:szCs w:val="24"/>
+        </w:rPr>
+        <w:t xml:space="preserve">Geografiska </w:t>
+      </w:r>
+      <w:r>
+        <w:rPr>
+          <w:rFonts w:ascii="Times New Roman" w:hAnsi="Times New Roman" w:cs="Times New Roman"/>
+          <w:sz w:val="24"/>
+          <w:szCs w:val="24"/>
+        </w:rPr>
+        <w:t>k</w:t>
+      </w:r>
+      <w:r>
+        <w:rPr>
+          <w:rFonts w:ascii="Times New Roman" w:hAnsi="Times New Roman" w:cs="Times New Roman"/>
+          <w:sz w:val="24"/>
+          <w:szCs w:val="24"/>
+        </w:rPr>
+        <w:t xml:space="preserve">artor och </w:t>
+      </w:r>
+      <w:r>
+        <w:rPr>
+          <w:rFonts w:ascii="Times New Roman" w:hAnsi="Times New Roman" w:cs="Times New Roman"/>
+          <w:sz w:val="24"/>
+          <w:szCs w:val="24"/>
+        </w:rPr>
+        <w:t>d</w:t>
+      </w:r>
+      <w:r>
+        <w:rPr>
+          <w:rFonts w:ascii="Times New Roman" w:hAnsi="Times New Roman" w:cs="Times New Roman"/>
+          <w:sz w:val="24"/>
+          <w:szCs w:val="24"/>
+        </w:rPr>
+        <w:t>atafrågor</w:t>
+      </w:r>
+    </w:p>
+    <w:p>
+      <w:pPr>
+        <w:rPr>
+          <w:rFonts w:ascii="Times New Roman" w:hAnsi="Times New Roman" w:cs="Times New Roman"/>
+          <w:sz w:val="24"/>
+          <w:szCs w:val="24"/>
+        </w:rPr>
+      </w:pPr>
+      <w:r>
+        <w:rPr>
+          <w:rFonts w:ascii="Times New Roman" w:hAnsi="Times New Roman" w:cs="Times New Roman"/>
+          <w:sz w:val="24"/>
+          <w:szCs w:val="24"/>
+        </w:rPr>
+        <w:t xml:space="preserve">Jag har inkluderat longitud och latitud, och företaget kommer att verka i olika länder i Europa. Min plan är att presentera visuella diagram i </w:t>
+      </w:r>
+      <w:proofErr w:type="spellStart"/>
+      <w:r>
+        <w:rPr>
+          <w:rFonts w:ascii="Times New Roman" w:hAnsi="Times New Roman" w:cs="Times New Roman"/>
+          <w:sz w:val="24"/>
+          <w:szCs w:val="24"/>
+        </w:rPr>
+        <w:t>dashboards</w:t>
+      </w:r>
+      <w:proofErr w:type="spellEnd"/>
+      <w:r>
+        <w:rPr>
+          <w:rFonts w:ascii="Times New Roman" w:hAnsi="Times New Roman" w:cs="Times New Roman"/>
+          <w:sz w:val="24"/>
+          <w:szCs w:val="24"/>
+        </w:rPr>
+        <w:t xml:space="preserve"> med geografiska kartor. Jag ska ta en närmare titt på de frågor jag har för att kunna få svar på den visuella aspekten innan jag börjar lägga in dataposter i databasen och börjar med datavisualisering.</w:t>
+      </w:r>
+    </w:p>
+    <w:p>
+      <w:pPr>
+        <w:rPr>
+          <w:rFonts w:ascii="Times New Roman" w:hAnsi="Times New Roman" w:cs="Times New Roman"/>
+          <w:sz w:val="24"/>
+          <w:szCs w:val="24"/>
+        </w:rPr>
+      </w:pPr>
+    </w:p>
+    <w:p>
+      <w:pPr>
+        <w:rPr>
+          <w:rFonts w:ascii="Times New Roman" w:hAnsi="Times New Roman" w:cs="Times New Roman"/>
+          <w:sz w:val="24"/>
+          <w:szCs w:val="24"/>
+        </w:rPr>
+      </w:pPr>
+      <w:r>
+        <w:rPr>
+          <w:rFonts w:ascii="Times New Roman" w:hAnsi="Times New Roman" w:cs="Times New Roman"/>
+          <w:sz w:val="24"/>
+          <w:szCs w:val="24"/>
+        </w:rPr>
+        <w:t xml:space="preserve">Omstrukturering av </w:t>
+      </w:r>
+      <w:r>
+        <w:rPr>
+          <w:rFonts w:ascii="Times New Roman" w:hAnsi="Times New Roman" w:cs="Times New Roman"/>
+          <w:sz w:val="24"/>
+          <w:szCs w:val="24"/>
+        </w:rPr>
+        <w:t>t</w:t>
+      </w:r>
+      <w:r>
+        <w:rPr>
+          <w:rFonts w:ascii="Times New Roman" w:hAnsi="Times New Roman" w:cs="Times New Roman"/>
+          <w:sz w:val="24"/>
+          <w:szCs w:val="24"/>
+        </w:rPr>
+        <w:t>abeller</w:t>
+      </w:r>
+    </w:p>
+    <w:p>
+      <w:pPr>
+        <w:rPr>
+          <w:rFonts w:ascii="Times New Roman" w:hAnsi="Times New Roman" w:cs="Times New Roman"/>
+          <w:sz w:val="24"/>
+          <w:szCs w:val="24"/>
+        </w:rPr>
+      </w:pPr>
+      <w:r>
+        <w:rPr>
+          <w:rFonts w:ascii="Times New Roman" w:hAnsi="Times New Roman" w:cs="Times New Roman"/>
+          <w:sz w:val="24"/>
+          <w:szCs w:val="24"/>
+        </w:rPr>
+        <w:t>Under byggandet av databasen insåg jag att jag behövde justera projektbeskrivningen och omstrukturera tabellerna för att möta kraven för kund, order, produkt och leverantör. Jag valde att skapa en databas för ett företag som säljer bakverk och tårtor, vilket jag tyckte var mer spännande att presentera med färgtema.</w:t>
+      </w:r>
+    </w:p>
+    <w:p>
+      <w:pPr>
+        <w:rPr>
+          <w:rFonts w:ascii="Times New Roman" w:hAnsi="Times New Roman" w:cs="Times New Roman"/>
+          <w:sz w:val="24"/>
+          <w:szCs w:val="24"/>
+        </w:rPr>
+      </w:pPr>
+    </w:p>
+    <w:p>
+      <w:pPr>
+        <w:rPr>
+          <w:rFonts w:ascii="Times New Roman" w:hAnsi="Times New Roman" w:cs="Times New Roman"/>
+          <w:sz w:val="24"/>
+          <w:szCs w:val="24"/>
+        </w:rPr>
+      </w:pPr>
+      <w:r>
+        <w:rPr>
+          <w:rFonts w:ascii="Times New Roman" w:hAnsi="Times New Roman" w:cs="Times New Roman"/>
+          <w:sz w:val="24"/>
+          <w:szCs w:val="24"/>
+        </w:rPr>
+        <w:t xml:space="preserve">Hantering av </w:t>
+      </w:r>
+      <w:r>
+        <w:rPr>
+          <w:rFonts w:ascii="Times New Roman" w:hAnsi="Times New Roman" w:cs="Times New Roman"/>
+          <w:sz w:val="24"/>
+          <w:szCs w:val="24"/>
+        </w:rPr>
+        <w:t>r</w:t>
+      </w:r>
+      <w:r>
+        <w:rPr>
+          <w:rFonts w:ascii="Times New Roman" w:hAnsi="Times New Roman" w:cs="Times New Roman"/>
+          <w:sz w:val="24"/>
+          <w:szCs w:val="24"/>
+        </w:rPr>
+        <w:t xml:space="preserve">elationer och </w:t>
+      </w:r>
+      <w:r>
+        <w:rPr>
+          <w:rFonts w:ascii="Times New Roman" w:hAnsi="Times New Roman" w:cs="Times New Roman"/>
+          <w:sz w:val="24"/>
+          <w:szCs w:val="24"/>
+        </w:rPr>
+        <w:t>f</w:t>
+      </w:r>
+      <w:r>
+        <w:rPr>
+          <w:rFonts w:ascii="Times New Roman" w:hAnsi="Times New Roman" w:cs="Times New Roman"/>
+          <w:sz w:val="24"/>
+          <w:szCs w:val="24"/>
+        </w:rPr>
+        <w:t>ärgtema</w:t>
+      </w:r>
+    </w:p>
+    <w:p>
+      <w:pPr>
+        <w:rPr>
+          <w:rFonts w:ascii="Times New Roman" w:hAnsi="Times New Roman" w:cs="Times New Roman"/>
+          <w:sz w:val="24"/>
+          <w:szCs w:val="24"/>
+        </w:rPr>
+      </w:pPr>
+      <w:r>
+        <w:rPr>
+          <w:rFonts w:ascii="Times New Roman" w:hAnsi="Times New Roman" w:cs="Times New Roman"/>
+          <w:sz w:val="24"/>
+          <w:szCs w:val="24"/>
+        </w:rPr>
+        <w:t xml:space="preserve">Jag lade till tabeller för att undvika många-till-många-relationer, exempelvis </w:t>
+      </w:r>
+      <w:proofErr w:type="spellStart"/>
+      <w:r>
+        <w:rPr>
+          <w:rFonts w:ascii="Times New Roman" w:hAnsi="Times New Roman" w:cs="Times New Roman"/>
+          <w:sz w:val="24"/>
+          <w:szCs w:val="24"/>
+        </w:rPr>
+        <w:t>Customer</w:t>
+      </w:r>
+      <w:proofErr w:type="spellEnd"/>
+      <w:r>
+        <w:rPr>
+          <w:rFonts w:ascii="Times New Roman" w:hAnsi="Times New Roman" w:cs="Times New Roman"/>
+          <w:sz w:val="24"/>
+          <w:szCs w:val="24"/>
+        </w:rPr>
         <w:t xml:space="preserve"> och </w:t>
       </w:r>
-      <w:r>
-        <w:t>mörkt tema</w:t>
-      </w:r>
-      <w:r>
-        <w:t xml:space="preserve">, där jag använder mig av en knapp som skiftar mellan dessa två lägen. </w:t>
-      </w:r>
-      <w:r>
-        <w:t>Har tittat på en hel del Youtube videos om DAX och fått en massa kunskap och smarta tips hur du kan skapa dessa measures, skapa mappar för att spara relevanta DAX uträkningar i relevant tabell för till exempel försäljningar, kunder eller produkter.</w:t>
-      </w:r>
-    </w:p>
-    <w:p>
-      <w:r>
-        <w:t>Jag ville ha med relevanta KPI som under rubriken och för varje dashboard har den en sammanhängande röd tråd, så att varje dashboard har någon sorts form av KPI där den visar relevant information med siffror.  Jag höll mig till en siffra som inte blir för mycket information men viktigaste information framkommer. I sammanfattning sidan har jag totala försäljningen, hur mycket företaget säljer via en säljkanal, i detta fall är det Business Partnerships, totala försäljningen på en kategori, i detta fall är det tårtor och totala antal kunder. Under produkt och leverantör</w:t>
-      </w:r>
-      <w:r>
-        <w:t>s</w:t>
-      </w:r>
-      <w:r>
-        <w:t xml:space="preserve">sidan har jag totala beloppet för hur mycket leverantörerna har beställt av mig, totala värdet på produkterna, hur många ordrar som har gjorts under åren och medelvärdet av </w:t>
-      </w:r>
-      <w:r>
-        <w:t xml:space="preserve">betyg i form av en skala </w:t>
-      </w:r>
-      <w:r>
-        <w:t>mellan 1 och</w:t>
-      </w:r>
-      <w:r>
-        <w:t xml:space="preserve"> 5. Under </w:t>
-      </w:r>
-      <w:r>
-        <w:t>kundsidan</w:t>
-      </w:r>
-      <w:r>
-        <w:t xml:space="preserve"> så har jag totala försäljningen av en kund, totala försäljning av alla kunder tillsammans, totala antal män och kvinnor.</w:t>
-      </w:r>
-      <w:r>
-        <w:t xml:space="preserve"> Lagt till relevanta bilder till alla dessa för vad dem redovisar.</w:t>
-      </w:r>
-      <w:r>
-        <w:t xml:space="preserve"> När jag skulle lägga till infographic för antal fördelat på kön i procent stötte jag på en hel del problem med att få den funka men till slut så fick jag hjälp av några klasskamrater.</w:t>
-      </w:r>
-      <w:r>
-        <w:br/>
-        <w:t xml:space="preserve">Vissa diagram jag använder i mina Power BI dashboards har jag konfigurerat till en nästan mikroskopisk nivå med hjälp av Youtube videos men i dessa fall är det svårt att automatiskt följa ljust tema eller mörkt tema, med detta menar jag då att jag måste välja färger själv som passar bra både till det ljusa temat och till det mörka temat. Jag kommer att gå in djupare nivå vad jag menar. I min Power Bi har jag skapat en tabell där den har Hex koder för respektive bakgrundsfärg, för visualisering, exempel kolumner i en bardiagram eller en linje i ett </w:t>
-      </w:r>
-      <w:r>
+      <w:proofErr w:type="spellStart"/>
+      <w:r>
+        <w:rPr>
+          <w:rFonts w:ascii="Times New Roman" w:hAnsi="Times New Roman" w:cs="Times New Roman"/>
+          <w:sz w:val="24"/>
+          <w:szCs w:val="24"/>
+        </w:rPr>
+        <w:t>CustomerCountry</w:t>
+      </w:r>
+      <w:proofErr w:type="spellEnd"/>
+      <w:r>
+        <w:rPr>
+          <w:rFonts w:ascii="Times New Roman" w:hAnsi="Times New Roman" w:cs="Times New Roman"/>
+          <w:sz w:val="24"/>
+          <w:szCs w:val="24"/>
+        </w:rPr>
+        <w:t xml:space="preserve">. Jag märkte att aktiva relationer i modellvyn i Power BI påverkade vilka data som visades. När relationen mellan </w:t>
+      </w:r>
+      <w:proofErr w:type="spellStart"/>
+      <w:r>
+        <w:rPr>
+          <w:rFonts w:ascii="Times New Roman" w:hAnsi="Times New Roman" w:cs="Times New Roman"/>
+          <w:sz w:val="24"/>
+          <w:szCs w:val="24"/>
+        </w:rPr>
+        <w:t>Supplier</w:t>
+      </w:r>
+      <w:proofErr w:type="spellEnd"/>
+      <w:r>
+        <w:rPr>
+          <w:rFonts w:ascii="Times New Roman" w:hAnsi="Times New Roman" w:cs="Times New Roman"/>
+          <w:sz w:val="24"/>
+          <w:szCs w:val="24"/>
+        </w:rPr>
+        <w:t xml:space="preserve"> och Product var aktiv visades inte leverantörer från Schweiz och Island, men när jag ändrade den aktiva relationen till </w:t>
+      </w:r>
+      <w:proofErr w:type="spellStart"/>
+      <w:r>
+        <w:rPr>
+          <w:rFonts w:ascii="Times New Roman" w:hAnsi="Times New Roman" w:cs="Times New Roman"/>
+          <w:sz w:val="24"/>
+          <w:szCs w:val="24"/>
+        </w:rPr>
+        <w:t>Supplier</w:t>
+      </w:r>
+      <w:proofErr w:type="spellEnd"/>
+      <w:r>
+        <w:rPr>
+          <w:rFonts w:ascii="Times New Roman" w:hAnsi="Times New Roman" w:cs="Times New Roman"/>
+          <w:sz w:val="24"/>
+          <w:szCs w:val="24"/>
+        </w:rPr>
+        <w:t xml:space="preserve"> och Order syntes dessa leverantörer.</w:t>
+      </w:r>
+    </w:p>
+    <w:p>
+      <w:pPr>
+        <w:rPr>
+          <w:rFonts w:ascii="Times New Roman" w:hAnsi="Times New Roman" w:cs="Times New Roman"/>
+          <w:sz w:val="24"/>
+          <w:szCs w:val="24"/>
+        </w:rPr>
+      </w:pPr>
+    </w:p>
+    <w:p>
+      <w:pPr>
+        <w:rPr>
+          <w:rFonts w:ascii="Times New Roman" w:hAnsi="Times New Roman" w:cs="Times New Roman"/>
+          <w:sz w:val="24"/>
+          <w:szCs w:val="24"/>
+        </w:rPr>
+      </w:pPr>
+    </w:p>
+    <w:p>
+      <w:pPr>
+        <w:rPr>
+          <w:rFonts w:ascii="Times New Roman" w:hAnsi="Times New Roman" w:cs="Times New Roman"/>
+          <w:sz w:val="24"/>
+          <w:szCs w:val="24"/>
+        </w:rPr>
+      </w:pPr>
+    </w:p>
+    <w:p>
+      <w:pPr>
+        <w:rPr>
+          <w:rFonts w:ascii="Times New Roman" w:hAnsi="Times New Roman" w:cs="Times New Roman"/>
+          <w:sz w:val="24"/>
+          <w:szCs w:val="24"/>
+        </w:rPr>
+      </w:pPr>
+    </w:p>
+    <w:p>
+      <w:pPr>
+        <w:rPr>
+          <w:rFonts w:ascii="Times New Roman" w:hAnsi="Times New Roman" w:cs="Times New Roman"/>
+          <w:sz w:val="24"/>
+          <w:szCs w:val="24"/>
+        </w:rPr>
+      </w:pPr>
+      <w:r>
+        <w:rPr>
+          <w:rFonts w:ascii="Times New Roman" w:hAnsi="Times New Roman" w:cs="Times New Roman"/>
+          <w:sz w:val="24"/>
+          <w:szCs w:val="24"/>
+        </w:rPr>
         <w:lastRenderedPageBreak/>
-        <w:t xml:space="preserve">linjediagram, så jag behöver egentligen bara välja en funktion som väljer att kolumnerna ska ha en specifik färg för ljust tema och en specifik färg för mörkt tema för bakgrund, text, visualisering och rubrik. På detta sätt fann jag det mycket enklare att jobba för då har jag fördefinierat färger istället för att leta upp färgen igen på nytt, är jag inte nöjd med färgen så byter jag ut hex-koden istället för ljusbrun till mörkbrun istället. Och knappen som ändrar mellan ljust- och mörkt tema är väldigt smart för där tilldelar du att den ska titta i färg tabellen för att då titta vilka färg koder är under respektive tema. Däremot hade jag det jobbigt med infographic designer för där har du inte mycket frihet tydligen med </w:t>
-      </w:r>
-      <w:r>
-        <w:t xml:space="preserve">konfigurera att den följer resen av diagrammen i min kund dashboard, jag ville använda mig av runda hörn och en skugga under visualiseringen, när jag har höll på att konfigurerar dessa visuella inställningar då fick jag en blank ruta, så nu har jag slutat att överkonfigurera infographic designer och använder mig av en bakgrund som matchar bakgrunden på kund sidan och det som är fiffigt är att jag har valt att göra den helt transparant så den följer det mörka temat när bakgrunden ändrar färg, så där är jag nöjd. </w:t>
-      </w:r>
-      <w:r>
-        <w:br/>
-        <w:t>När jag upptäckte att du kan göra en hel del DAX uträkningar i Power BI så var jag väldigt tacksam att jag hittade en Youtube video där du kan skapa en mapp för dina DAX:ar och så sparar jag dem i respektive mapp, till exempel för ”försäljningar” så hamnar alla mina uträkningar där, jag har en för kunder, en för leverentörer och så vidare. Det underlättade arbetet offantligt mycket för då slapp jag skapa nya uträkningar utan behöva bry mig om att radera en tabell till exempel kunder och oroa mig att alla mina DAX uträkningar försvann och måste då börja om från början. Däremot så kändes det som att vissa veckor satt jag och plöjde igenom en hel del Youtube videos bara o DAX och en hel del dokumentation. Vissa är gjorda med measures vissa är gjorda i en tabell. Tar man en titt i OrderDetail tabellen där kunde jag inte göra en DAX utanför tabellen utan jag var tvungen att skapa en ny kolumn inom OrderDetail tabellen för att den skulle ta två kolumner för att göra en successiv uträkning.</w:t>
+        <w:t>Färgpaletter och DAX-uträkningar</w:t>
+      </w:r>
+    </w:p>
+    <w:p>
+      <w:pPr>
+        <w:rPr>
+          <w:rFonts w:ascii="Times New Roman" w:hAnsi="Times New Roman" w:cs="Times New Roman"/>
+          <w:sz w:val="24"/>
+          <w:szCs w:val="24"/>
+        </w:rPr>
+      </w:pPr>
+      <w:r>
+        <w:rPr>
+          <w:rFonts w:ascii="Times New Roman" w:hAnsi="Times New Roman" w:cs="Times New Roman"/>
+          <w:sz w:val="24"/>
+          <w:szCs w:val="24"/>
+        </w:rPr>
+        <w:t>Jag började leta efter färgpaletter som fungerar både med ljust och mörkt tema och använde en knapp för att skifta mellan dessa lägen. Jag lärde mig mycket om DAX från YouTube-videor och skapade mappar för att spara relevanta DAX-uträkningar i relevanta tabeller, exempelvis försäljningar, kunder eller produkter.</w:t>
+      </w:r>
+    </w:p>
+    <w:p>
+      <w:pPr>
+        <w:rPr>
+          <w:rFonts w:ascii="Times New Roman" w:hAnsi="Times New Roman" w:cs="Times New Roman"/>
+          <w:sz w:val="24"/>
+          <w:szCs w:val="24"/>
+        </w:rPr>
+      </w:pPr>
+    </w:p>
+    <w:p>
+      <w:pPr>
+        <w:rPr>
+          <w:rFonts w:ascii="Times New Roman" w:hAnsi="Times New Roman" w:cs="Times New Roman"/>
+          <w:sz w:val="24"/>
+          <w:szCs w:val="24"/>
+        </w:rPr>
+      </w:pPr>
+      <w:r>
+        <w:rPr>
+          <w:rFonts w:ascii="Times New Roman" w:hAnsi="Times New Roman" w:cs="Times New Roman"/>
+          <w:sz w:val="24"/>
+          <w:szCs w:val="24"/>
+        </w:rPr>
+        <w:t xml:space="preserve">KPI och </w:t>
+      </w:r>
+      <w:proofErr w:type="spellStart"/>
+      <w:r>
+        <w:rPr>
+          <w:rFonts w:ascii="Times New Roman" w:hAnsi="Times New Roman" w:cs="Times New Roman"/>
+          <w:sz w:val="24"/>
+          <w:szCs w:val="24"/>
+        </w:rPr>
+        <w:t>d</w:t>
+      </w:r>
+      <w:r>
+        <w:rPr>
+          <w:rFonts w:ascii="Times New Roman" w:hAnsi="Times New Roman" w:cs="Times New Roman"/>
+          <w:sz w:val="24"/>
+          <w:szCs w:val="24"/>
+        </w:rPr>
+        <w:t>ashboards</w:t>
+      </w:r>
+      <w:proofErr w:type="spellEnd"/>
+    </w:p>
+    <w:p>
+      <w:pPr>
+        <w:rPr>
+          <w:rFonts w:ascii="Times New Roman" w:hAnsi="Times New Roman" w:cs="Times New Roman"/>
+          <w:sz w:val="24"/>
+          <w:szCs w:val="24"/>
+        </w:rPr>
+      </w:pPr>
+      <w:r>
+        <w:rPr>
+          <w:rFonts w:ascii="Times New Roman" w:hAnsi="Times New Roman" w:cs="Times New Roman"/>
+          <w:sz w:val="24"/>
+          <w:szCs w:val="24"/>
+        </w:rPr>
+        <w:t xml:space="preserve">Varje </w:t>
+      </w:r>
+      <w:proofErr w:type="spellStart"/>
+      <w:r>
+        <w:rPr>
+          <w:rFonts w:ascii="Times New Roman" w:hAnsi="Times New Roman" w:cs="Times New Roman"/>
+          <w:sz w:val="24"/>
+          <w:szCs w:val="24"/>
+        </w:rPr>
+        <w:t>dashboard</w:t>
+      </w:r>
+      <w:proofErr w:type="spellEnd"/>
+      <w:r>
+        <w:rPr>
+          <w:rFonts w:ascii="Times New Roman" w:hAnsi="Times New Roman" w:cs="Times New Roman"/>
+          <w:sz w:val="24"/>
+          <w:szCs w:val="24"/>
+        </w:rPr>
+        <w:t xml:space="preserve"> har en sammanhängande röd tråd och inkluderar relevanta KPI</w:t>
+      </w:r>
+    </w:p>
+    <w:p>
+      <w:pPr>
+        <w:rPr>
+          <w:rFonts w:ascii="Times New Roman" w:hAnsi="Times New Roman" w:cs="Times New Roman"/>
+          <w:sz w:val="24"/>
+          <w:szCs w:val="24"/>
+        </w:rPr>
+      </w:pPr>
+      <w:r>
+        <w:rPr>
+          <w:rFonts w:ascii="Times New Roman" w:hAnsi="Times New Roman" w:cs="Times New Roman"/>
+          <w:sz w:val="24"/>
+          <w:szCs w:val="24"/>
+        </w:rPr>
+        <w:t xml:space="preserve">Jag höll mig till en huvudindikator per </w:t>
+      </w:r>
+      <w:proofErr w:type="spellStart"/>
+      <w:r>
+        <w:rPr>
+          <w:rFonts w:ascii="Times New Roman" w:hAnsi="Times New Roman" w:cs="Times New Roman"/>
+          <w:sz w:val="24"/>
+          <w:szCs w:val="24"/>
+        </w:rPr>
+        <w:t>dashboard</w:t>
+      </w:r>
+      <w:proofErr w:type="spellEnd"/>
+      <w:r>
+        <w:rPr>
+          <w:rFonts w:ascii="Times New Roman" w:hAnsi="Times New Roman" w:cs="Times New Roman"/>
+          <w:sz w:val="24"/>
+          <w:szCs w:val="24"/>
+        </w:rPr>
+        <w:t xml:space="preserve"> för att undvika informationsöverflöd. På sammanfattningssidan visar jag den totala försäljningen, försäljningen via en säljkanal (Business Partnerships), totala försäljningen av tårtor och det totala antalet kunder. På produktsidan och leverantörssidan visar jag totala beloppet för leverantörsbeställningar, totala produktvärdet, antal beställningar per år och medelbetyg på en skala från 1 till 5. På kundsidan visar jag total försäljning per kund, total försäljning för alla kunder och total antal män och kvinnor. Relevanta bilder har lagts till för att visualisera dessa data.</w:t>
+      </w:r>
+    </w:p>
+    <w:p>
+      <w:pPr>
+        <w:rPr>
+          <w:rFonts w:ascii="Times New Roman" w:hAnsi="Times New Roman" w:cs="Times New Roman"/>
+          <w:sz w:val="24"/>
+          <w:szCs w:val="24"/>
+        </w:rPr>
+      </w:pPr>
+    </w:p>
+    <w:p>
+      <w:pPr>
+        <w:rPr>
+          <w:rFonts w:ascii="Times New Roman" w:hAnsi="Times New Roman" w:cs="Times New Roman"/>
+          <w:sz w:val="24"/>
+          <w:szCs w:val="24"/>
+        </w:rPr>
+      </w:pPr>
+      <w:r>
+        <w:rPr>
+          <w:rFonts w:ascii="Times New Roman" w:hAnsi="Times New Roman" w:cs="Times New Roman"/>
+          <w:sz w:val="24"/>
+          <w:szCs w:val="24"/>
+        </w:rPr>
+        <w:t xml:space="preserve">Utmaningar med </w:t>
+      </w:r>
+      <w:proofErr w:type="spellStart"/>
+      <w:r>
+        <w:rPr>
+          <w:rFonts w:ascii="Times New Roman" w:hAnsi="Times New Roman" w:cs="Times New Roman"/>
+          <w:sz w:val="24"/>
+          <w:szCs w:val="24"/>
+        </w:rPr>
+        <w:t>Infographic</w:t>
+      </w:r>
+      <w:proofErr w:type="spellEnd"/>
+      <w:r>
+        <w:rPr>
+          <w:rFonts w:ascii="Times New Roman" w:hAnsi="Times New Roman" w:cs="Times New Roman"/>
+          <w:sz w:val="24"/>
+          <w:szCs w:val="24"/>
+        </w:rPr>
+        <w:t xml:space="preserve"> Designer</w:t>
+      </w:r>
+    </w:p>
+    <w:p>
+      <w:pPr>
+        <w:rPr>
+          <w:rFonts w:ascii="Times New Roman" w:hAnsi="Times New Roman" w:cs="Times New Roman"/>
+          <w:sz w:val="24"/>
+          <w:szCs w:val="24"/>
+        </w:rPr>
+      </w:pPr>
+      <w:r>
+        <w:rPr>
+          <w:rFonts w:ascii="Times New Roman" w:hAnsi="Times New Roman" w:cs="Times New Roman"/>
+          <w:sz w:val="24"/>
+          <w:szCs w:val="24"/>
+        </w:rPr>
+        <w:t xml:space="preserve">Jag stötte på problem med </w:t>
+      </w:r>
+      <w:proofErr w:type="spellStart"/>
+      <w:r>
+        <w:rPr>
+          <w:rFonts w:ascii="Times New Roman" w:hAnsi="Times New Roman" w:cs="Times New Roman"/>
+          <w:sz w:val="24"/>
+          <w:szCs w:val="24"/>
+        </w:rPr>
+        <w:t>infographic</w:t>
+      </w:r>
+      <w:proofErr w:type="spellEnd"/>
+      <w:r>
+        <w:rPr>
+          <w:rFonts w:ascii="Times New Roman" w:hAnsi="Times New Roman" w:cs="Times New Roman"/>
+          <w:sz w:val="24"/>
+          <w:szCs w:val="24"/>
+        </w:rPr>
+        <w:t xml:space="preserve"> designer när jag försökte anpassa den visuella stilen. Slutligen använde jag en bakgrund som matchar kundsidan och gjorde den transparent så att den följer temat.</w:t>
+      </w:r>
+    </w:p>
+    <w:p>
+      <w:pPr>
+        <w:rPr>
+          <w:rFonts w:ascii="Times New Roman" w:hAnsi="Times New Roman" w:cs="Times New Roman"/>
+          <w:sz w:val="24"/>
+          <w:szCs w:val="24"/>
+        </w:rPr>
+      </w:pPr>
+    </w:p>
+    <w:p>
+      <w:pPr>
+        <w:rPr>
+          <w:rFonts w:ascii="Times New Roman" w:hAnsi="Times New Roman" w:cs="Times New Roman"/>
+          <w:sz w:val="24"/>
+          <w:szCs w:val="24"/>
+        </w:rPr>
+      </w:pPr>
+      <w:r>
+        <w:rPr>
+          <w:rFonts w:ascii="Times New Roman" w:hAnsi="Times New Roman" w:cs="Times New Roman"/>
+          <w:sz w:val="24"/>
+          <w:szCs w:val="24"/>
+        </w:rPr>
+        <w:t>Struktur för DAX-uträkningar</w:t>
+      </w:r>
+    </w:p>
+    <w:p>
+      <w:pPr>
+        <w:rPr>
+          <w:rFonts w:ascii="Times New Roman" w:hAnsi="Times New Roman" w:cs="Times New Roman"/>
+          <w:sz w:val="24"/>
+          <w:szCs w:val="24"/>
+        </w:rPr>
+      </w:pPr>
+      <w:r>
+        <w:rPr>
+          <w:rFonts w:ascii="Times New Roman" w:hAnsi="Times New Roman" w:cs="Times New Roman"/>
+          <w:sz w:val="24"/>
+          <w:szCs w:val="24"/>
+        </w:rPr>
+        <w:t>När jag upptäckte att man kan göra många DAX-uträkningar i Power BI, fann jag det mycket hjälpsamt att organisera dem i mappar. Detta underlättade arbetet betydligt eftersom jag inte behövde skapa nya beräkningar från grunden om jag tog bort en tabell.</w:t>
+      </w:r>
+    </w:p>
+    <w:p>
+      <w:pPr>
+        <w:rPr>
+          <w:rFonts w:ascii="Times New Roman" w:hAnsi="Times New Roman" w:cs="Times New Roman"/>
+          <w:sz w:val="24"/>
+          <w:szCs w:val="24"/>
+        </w:rPr>
+      </w:pPr>
+    </w:p>
+    <w:p>
+      <w:pPr>
+        <w:rPr>
+          <w:rFonts w:ascii="Times New Roman" w:hAnsi="Times New Roman" w:cs="Times New Roman"/>
+          <w:sz w:val="24"/>
+          <w:szCs w:val="24"/>
+        </w:rPr>
+      </w:pPr>
+    </w:p>
+    <w:p>
+      <w:pPr>
+        <w:rPr>
+          <w:rFonts w:ascii="Times New Roman" w:hAnsi="Times New Roman" w:cs="Times New Roman"/>
+          <w:sz w:val="24"/>
+          <w:szCs w:val="24"/>
+        </w:rPr>
+      </w:pPr>
+    </w:p>
+    <w:p>
+      <w:pPr>
+        <w:rPr>
+          <w:rFonts w:ascii="Times New Roman" w:hAnsi="Times New Roman" w:cs="Times New Roman"/>
+          <w:sz w:val="24"/>
+          <w:szCs w:val="24"/>
+        </w:rPr>
+      </w:pPr>
+    </w:p>
+    <w:p>
+      <w:pPr>
+        <w:rPr>
+          <w:rFonts w:ascii="Times New Roman" w:hAnsi="Times New Roman" w:cs="Times New Roman"/>
+          <w:sz w:val="24"/>
+          <w:szCs w:val="24"/>
+        </w:rPr>
+      </w:pPr>
+    </w:p>
+    <w:p>
+      <w:pPr>
+        <w:rPr>
+          <w:rFonts w:ascii="Times New Roman" w:hAnsi="Times New Roman" w:cs="Times New Roman"/>
+          <w:sz w:val="24"/>
+          <w:szCs w:val="24"/>
+        </w:rPr>
+      </w:pPr>
+    </w:p>
+    <w:p>
+      <w:pPr>
+        <w:rPr>
+          <w:rFonts w:ascii="Times New Roman" w:hAnsi="Times New Roman" w:cs="Times New Roman"/>
+          <w:sz w:val="24"/>
+          <w:szCs w:val="24"/>
+        </w:rPr>
+      </w:pPr>
+    </w:p>
+    <w:p>
+      <w:pPr>
+        <w:rPr>
+          <w:rFonts w:ascii="Times New Roman" w:hAnsi="Times New Roman" w:cs="Times New Roman"/>
+          <w:sz w:val="24"/>
+          <w:szCs w:val="24"/>
+        </w:rPr>
+      </w:pPr>
+    </w:p>
+    <w:p>
+      <w:pPr>
+        <w:rPr>
+          <w:rFonts w:ascii="Times New Roman" w:hAnsi="Times New Roman" w:cs="Times New Roman"/>
+          <w:sz w:val="24"/>
+          <w:szCs w:val="24"/>
+        </w:rPr>
+      </w:pPr>
+    </w:p>
+    <w:p>
+      <w:pPr>
+        <w:rPr>
+          <w:rFonts w:ascii="Times New Roman" w:hAnsi="Times New Roman" w:cs="Times New Roman"/>
+          <w:sz w:val="24"/>
+          <w:szCs w:val="24"/>
+        </w:rPr>
+      </w:pPr>
+    </w:p>
+    <w:p>
+      <w:pPr>
+        <w:rPr>
+          <w:rFonts w:ascii="Times New Roman" w:hAnsi="Times New Roman" w:cs="Times New Roman"/>
+          <w:sz w:val="24"/>
+          <w:szCs w:val="24"/>
+        </w:rPr>
+      </w:pPr>
+    </w:p>
+    <w:p>
+      <w:pPr>
+        <w:rPr>
+          <w:rFonts w:ascii="Times New Roman" w:hAnsi="Times New Roman" w:cs="Times New Roman"/>
+          <w:sz w:val="24"/>
+          <w:szCs w:val="24"/>
+        </w:rPr>
+      </w:pPr>
+    </w:p>
+    <w:p>
+      <w:pPr>
+        <w:rPr>
+          <w:rFonts w:ascii="Times New Roman" w:hAnsi="Times New Roman" w:cs="Times New Roman"/>
+          <w:sz w:val="24"/>
+          <w:szCs w:val="24"/>
+        </w:rPr>
+      </w:pPr>
+      <w:r>
+        <w:rPr>
+          <w:rFonts w:ascii="Times New Roman" w:hAnsi="Times New Roman" w:cs="Times New Roman"/>
+          <w:sz w:val="24"/>
+          <w:szCs w:val="24"/>
+        </w:rPr>
+        <w:t xml:space="preserve">Frågor till </w:t>
+      </w:r>
+      <w:proofErr w:type="spellStart"/>
+      <w:r>
+        <w:rPr>
+          <w:rFonts w:ascii="Times New Roman" w:hAnsi="Times New Roman" w:cs="Times New Roman"/>
+          <w:sz w:val="24"/>
+          <w:szCs w:val="24"/>
+        </w:rPr>
+        <w:t>d</w:t>
+      </w:r>
+      <w:r>
+        <w:rPr>
+          <w:rFonts w:ascii="Times New Roman" w:hAnsi="Times New Roman" w:cs="Times New Roman"/>
+          <w:sz w:val="24"/>
+          <w:szCs w:val="24"/>
+        </w:rPr>
+        <w:t>ashboards</w:t>
+      </w:r>
+      <w:proofErr w:type="spellEnd"/>
+      <w:r>
+        <w:rPr>
+          <w:rFonts w:ascii="Times New Roman" w:hAnsi="Times New Roman" w:cs="Times New Roman"/>
+          <w:sz w:val="24"/>
+          <w:szCs w:val="24"/>
+        </w:rPr>
+        <w:t xml:space="preserve"> och DAX Exempel</w:t>
+      </w:r>
+    </w:p>
+    <w:p>
+      <w:pPr>
+        <w:rPr>
+          <w:rFonts w:ascii="Times New Roman" w:hAnsi="Times New Roman" w:cs="Times New Roman"/>
+          <w:sz w:val="24"/>
+          <w:szCs w:val="24"/>
+        </w:rPr>
+      </w:pPr>
+      <w:r>
+        <w:rPr>
+          <w:rFonts w:ascii="Times New Roman" w:hAnsi="Times New Roman" w:cs="Times New Roman"/>
+          <w:sz w:val="24"/>
+          <w:szCs w:val="24"/>
+        </w:rPr>
+        <w:t>Jag använde frågor från den första lektionen för att börja skapa DAX-beräkningar. Här är exempel på en DAX-uträkning för toppsäljande och sämst säljande produkt:</w:t>
+      </w:r>
+    </w:p>
+    <w:p>
+      <w:pPr>
+        <w:rPr>
+          <w:rFonts w:ascii="Times New Roman" w:hAnsi="Times New Roman" w:cs="Times New Roman"/>
+          <w:sz w:val="24"/>
+          <w:szCs w:val="24"/>
+        </w:rPr>
+      </w:pPr>
+      <w:r>
+        <w:rPr>
+          <w:rFonts w:ascii="Times New Roman" w:hAnsi="Times New Roman" w:cs="Times New Roman"/>
+          <w:sz w:val="24"/>
+          <w:szCs w:val="24"/>
+          <w:lang w:val="en-US"/>
+        </w:rPr>
+        <w:t>DAX</w:t>
+      </w:r>
+    </w:p>
+    <w:p>
+      <w:pPr>
+        <w:rPr>
+          <w:rFonts w:ascii="Times New Roman" w:hAnsi="Times New Roman" w:cs="Times New Roman"/>
+          <w:sz w:val="24"/>
+          <w:szCs w:val="24"/>
+          <w:lang w:val="en-US"/>
+        </w:rPr>
+      </w:pPr>
+      <w:r>
+        <w:rPr>
+          <w:rFonts w:ascii="Times New Roman" w:hAnsi="Times New Roman" w:cs="Times New Roman"/>
+          <w:sz w:val="24"/>
+          <w:szCs w:val="24"/>
+          <w:lang w:val="en-US"/>
+        </w:rPr>
+        <w:t xml:space="preserve">Top Selling Product = </w:t>
+      </w:r>
+    </w:p>
+    <w:p>
+      <w:pPr>
+        <w:rPr>
+          <w:rFonts w:ascii="Times New Roman" w:hAnsi="Times New Roman" w:cs="Times New Roman"/>
+          <w:sz w:val="24"/>
+          <w:szCs w:val="24"/>
+          <w:lang w:val="en-US"/>
+        </w:rPr>
+      </w:pPr>
+      <w:r>
+        <w:rPr>
+          <w:rFonts w:ascii="Times New Roman" w:hAnsi="Times New Roman" w:cs="Times New Roman"/>
+          <w:sz w:val="24"/>
+          <w:szCs w:val="24"/>
+          <w:lang w:val="en-US"/>
+        </w:rPr>
+        <w:t xml:space="preserve">VAR </w:t>
+      </w:r>
+      <w:proofErr w:type="spellStart"/>
+      <w:r>
+        <w:rPr>
+          <w:rFonts w:ascii="Times New Roman" w:hAnsi="Times New Roman" w:cs="Times New Roman"/>
+          <w:sz w:val="24"/>
+          <w:szCs w:val="24"/>
+          <w:lang w:val="en-US"/>
+        </w:rPr>
+        <w:t>MaxSales</w:t>
+      </w:r>
+      <w:proofErr w:type="spellEnd"/>
+      <w:r>
+        <w:rPr>
+          <w:rFonts w:ascii="Times New Roman" w:hAnsi="Times New Roman" w:cs="Times New Roman"/>
+          <w:sz w:val="24"/>
+          <w:szCs w:val="24"/>
+          <w:lang w:val="en-US"/>
+        </w:rPr>
+        <w:t xml:space="preserve"> = MAXX(ALL('Product'), [Total Sales])</w:t>
+      </w:r>
+    </w:p>
+    <w:p>
+      <w:pPr>
+        <w:rPr>
+          <w:rFonts w:ascii="Times New Roman" w:hAnsi="Times New Roman" w:cs="Times New Roman"/>
+          <w:sz w:val="24"/>
+          <w:szCs w:val="24"/>
+          <w:lang w:val="en-US"/>
+        </w:rPr>
+      </w:pPr>
+      <w:r>
+        <w:rPr>
+          <w:rFonts w:ascii="Times New Roman" w:hAnsi="Times New Roman" w:cs="Times New Roman"/>
+          <w:sz w:val="24"/>
+          <w:szCs w:val="24"/>
+          <w:lang w:val="en-US"/>
+        </w:rPr>
+        <w:t>RETURN</w:t>
+      </w:r>
+    </w:p>
+    <w:p>
+      <w:pPr>
+        <w:rPr>
+          <w:rFonts w:ascii="Times New Roman" w:hAnsi="Times New Roman" w:cs="Times New Roman"/>
+          <w:sz w:val="24"/>
+          <w:szCs w:val="24"/>
+          <w:lang w:val="en-US"/>
+        </w:rPr>
+      </w:pPr>
+      <w:r>
+        <w:rPr>
+          <w:rFonts w:ascii="Times New Roman" w:hAnsi="Times New Roman" w:cs="Times New Roman"/>
+          <w:sz w:val="24"/>
+          <w:szCs w:val="24"/>
+          <w:lang w:val="en-US"/>
+        </w:rPr>
+        <w:t>CALCULATE(</w:t>
+      </w:r>
+    </w:p>
+    <w:p>
+      <w:pPr>
+        <w:rPr>
+          <w:rFonts w:ascii="Times New Roman" w:hAnsi="Times New Roman" w:cs="Times New Roman"/>
+          <w:sz w:val="24"/>
+          <w:szCs w:val="24"/>
+          <w:lang w:val="en-US"/>
+        </w:rPr>
+      </w:pPr>
+      <w:r>
+        <w:rPr>
+          <w:rFonts w:ascii="Times New Roman" w:hAnsi="Times New Roman" w:cs="Times New Roman"/>
+          <w:sz w:val="24"/>
+          <w:szCs w:val="24"/>
+          <w:lang w:val="en-US"/>
+        </w:rPr>
+        <w:t xml:space="preserve">    MAX(Product[ProductName]),</w:t>
+      </w:r>
+    </w:p>
+    <w:p>
+      <w:pPr>
+        <w:rPr>
+          <w:rFonts w:ascii="Times New Roman" w:hAnsi="Times New Roman" w:cs="Times New Roman"/>
+          <w:sz w:val="24"/>
+          <w:szCs w:val="24"/>
+          <w:lang w:val="en-US"/>
+        </w:rPr>
+      </w:pPr>
+      <w:r>
+        <w:rPr>
+          <w:rFonts w:ascii="Times New Roman" w:hAnsi="Times New Roman" w:cs="Times New Roman"/>
+          <w:sz w:val="24"/>
+          <w:szCs w:val="24"/>
+          <w:lang w:val="en-US"/>
+        </w:rPr>
+        <w:t xml:space="preserve">    FILTER(ALL('Product'), [Total Sales] = </w:t>
+      </w:r>
+      <w:proofErr w:type="spellStart"/>
+      <w:r>
+        <w:rPr>
+          <w:rFonts w:ascii="Times New Roman" w:hAnsi="Times New Roman" w:cs="Times New Roman"/>
+          <w:sz w:val="24"/>
+          <w:szCs w:val="24"/>
+          <w:lang w:val="en-US"/>
+        </w:rPr>
+        <w:t>MaxSales</w:t>
+      </w:r>
+      <w:proofErr w:type="spellEnd"/>
+      <w:r>
+        <w:rPr>
+          <w:rFonts w:ascii="Times New Roman" w:hAnsi="Times New Roman" w:cs="Times New Roman"/>
+          <w:sz w:val="24"/>
+          <w:szCs w:val="24"/>
+          <w:lang w:val="en-US"/>
+        </w:rPr>
+        <w:t>)</w:t>
+      </w:r>
+    </w:p>
+    <w:p>
+      <w:pPr>
+        <w:rPr>
+          <w:rFonts w:ascii="Times New Roman" w:hAnsi="Times New Roman" w:cs="Times New Roman"/>
+          <w:sz w:val="24"/>
+          <w:szCs w:val="24"/>
+          <w:lang w:val="en-US"/>
+        </w:rPr>
+      </w:pPr>
+      <w:r>
+        <w:rPr>
+          <w:rFonts w:ascii="Times New Roman" w:hAnsi="Times New Roman" w:cs="Times New Roman"/>
+          <w:sz w:val="24"/>
+          <w:szCs w:val="24"/>
+          <w:lang w:val="en-US"/>
+        </w:rPr>
+        <w:t>)</w:t>
+      </w:r>
+    </w:p>
+    <w:p>
+      <w:pPr>
+        <w:rPr>
+          <w:rFonts w:ascii="Times New Roman" w:hAnsi="Times New Roman" w:cs="Times New Roman"/>
+          <w:sz w:val="24"/>
+          <w:szCs w:val="24"/>
+          <w:lang w:val="en-US"/>
+        </w:rPr>
+      </w:pPr>
+    </w:p>
+    <w:p>
+      <w:pPr>
+        <w:rPr>
+          <w:rFonts w:ascii="Times New Roman" w:hAnsi="Times New Roman" w:cs="Times New Roman"/>
+          <w:sz w:val="24"/>
+          <w:szCs w:val="24"/>
+          <w:lang w:val="en-US"/>
+        </w:rPr>
+      </w:pPr>
+      <w:r>
+        <w:rPr>
+          <w:rFonts w:ascii="Times New Roman" w:hAnsi="Times New Roman" w:cs="Times New Roman"/>
+          <w:sz w:val="24"/>
+          <w:szCs w:val="24"/>
+          <w:lang w:val="en-US"/>
+        </w:rPr>
+        <w:t xml:space="preserve">Worst Selling Product = </w:t>
+      </w:r>
+    </w:p>
+    <w:p>
+      <w:pPr>
+        <w:rPr>
+          <w:rFonts w:ascii="Times New Roman" w:hAnsi="Times New Roman" w:cs="Times New Roman"/>
+          <w:sz w:val="24"/>
+          <w:szCs w:val="24"/>
+          <w:lang w:val="en-US"/>
+        </w:rPr>
+      </w:pPr>
+      <w:r>
+        <w:rPr>
+          <w:rFonts w:ascii="Times New Roman" w:hAnsi="Times New Roman" w:cs="Times New Roman"/>
+          <w:sz w:val="24"/>
+          <w:szCs w:val="24"/>
+          <w:lang w:val="en-US"/>
+        </w:rPr>
+        <w:t xml:space="preserve">VAR </w:t>
+      </w:r>
+      <w:proofErr w:type="spellStart"/>
+      <w:r>
+        <w:rPr>
+          <w:rFonts w:ascii="Times New Roman" w:hAnsi="Times New Roman" w:cs="Times New Roman"/>
+          <w:sz w:val="24"/>
+          <w:szCs w:val="24"/>
+          <w:lang w:val="en-US"/>
+        </w:rPr>
+        <w:t>MinSales</w:t>
+      </w:r>
+      <w:proofErr w:type="spellEnd"/>
+      <w:r>
+        <w:rPr>
+          <w:rFonts w:ascii="Times New Roman" w:hAnsi="Times New Roman" w:cs="Times New Roman"/>
+          <w:sz w:val="24"/>
+          <w:szCs w:val="24"/>
+          <w:lang w:val="en-US"/>
+        </w:rPr>
+        <w:t xml:space="preserve"> = MINX(ALL('Product'), [Total Sales])</w:t>
+      </w:r>
+    </w:p>
+    <w:p>
+      <w:pPr>
+        <w:rPr>
+          <w:rFonts w:ascii="Times New Roman" w:hAnsi="Times New Roman" w:cs="Times New Roman"/>
+          <w:sz w:val="24"/>
+          <w:szCs w:val="24"/>
+          <w:lang w:val="en-US"/>
+        </w:rPr>
+      </w:pPr>
+      <w:r>
+        <w:rPr>
+          <w:rFonts w:ascii="Times New Roman" w:hAnsi="Times New Roman" w:cs="Times New Roman"/>
+          <w:sz w:val="24"/>
+          <w:szCs w:val="24"/>
+          <w:lang w:val="en-US"/>
+        </w:rPr>
+        <w:t>RETURN</w:t>
+      </w:r>
+    </w:p>
+    <w:p>
+      <w:pPr>
+        <w:rPr>
+          <w:rFonts w:ascii="Times New Roman" w:hAnsi="Times New Roman" w:cs="Times New Roman"/>
+          <w:sz w:val="24"/>
+          <w:szCs w:val="24"/>
+          <w:lang w:val="en-US"/>
+        </w:rPr>
+      </w:pPr>
+      <w:r>
+        <w:rPr>
+          <w:rFonts w:ascii="Times New Roman" w:hAnsi="Times New Roman" w:cs="Times New Roman"/>
+          <w:sz w:val="24"/>
+          <w:szCs w:val="24"/>
+          <w:lang w:val="en-US"/>
+        </w:rPr>
+        <w:t>CALCULATE(</w:t>
+      </w:r>
+    </w:p>
+    <w:p>
+      <w:pPr>
+        <w:rPr>
+          <w:rFonts w:ascii="Times New Roman" w:hAnsi="Times New Roman" w:cs="Times New Roman"/>
+          <w:sz w:val="24"/>
+          <w:szCs w:val="24"/>
+          <w:lang w:val="en-US"/>
+        </w:rPr>
+      </w:pPr>
+      <w:r>
+        <w:rPr>
+          <w:rFonts w:ascii="Times New Roman" w:hAnsi="Times New Roman" w:cs="Times New Roman"/>
+          <w:sz w:val="24"/>
+          <w:szCs w:val="24"/>
+          <w:lang w:val="en-US"/>
+        </w:rPr>
+        <w:t xml:space="preserve">    MAX('Product'[ProductName]),</w:t>
+      </w:r>
+    </w:p>
+    <w:p>
+      <w:pPr>
+        <w:rPr>
+          <w:rFonts w:ascii="Times New Roman" w:hAnsi="Times New Roman" w:cs="Times New Roman"/>
+          <w:sz w:val="24"/>
+          <w:szCs w:val="24"/>
+        </w:rPr>
+      </w:pPr>
+      <w:r>
+        <w:rPr>
+          <w:rFonts w:ascii="Times New Roman" w:hAnsi="Times New Roman" w:cs="Times New Roman"/>
+          <w:sz w:val="24"/>
+          <w:szCs w:val="24"/>
+          <w:lang w:val="en-US"/>
+        </w:rPr>
+        <w:t xml:space="preserve">    </w:t>
+      </w:r>
+      <w:r>
+        <w:rPr>
+          <w:rFonts w:ascii="Times New Roman" w:hAnsi="Times New Roman" w:cs="Times New Roman"/>
+          <w:sz w:val="24"/>
+          <w:szCs w:val="24"/>
+        </w:rPr>
+        <w:t xml:space="preserve">FILTER(ALL('Product'), [Total </w:t>
+      </w:r>
+      <w:proofErr w:type="spellStart"/>
+      <w:r>
+        <w:rPr>
+          <w:rFonts w:ascii="Times New Roman" w:hAnsi="Times New Roman" w:cs="Times New Roman"/>
+          <w:sz w:val="24"/>
+          <w:szCs w:val="24"/>
+        </w:rPr>
+        <w:t>Sales</w:t>
+      </w:r>
+      <w:proofErr w:type="spellEnd"/>
+      <w:r>
+        <w:rPr>
+          <w:rFonts w:ascii="Times New Roman" w:hAnsi="Times New Roman" w:cs="Times New Roman"/>
+          <w:sz w:val="24"/>
+          <w:szCs w:val="24"/>
+        </w:rPr>
+        <w:t xml:space="preserve">] = </w:t>
+      </w:r>
+      <w:proofErr w:type="spellStart"/>
+      <w:r>
+        <w:rPr>
+          <w:rFonts w:ascii="Times New Roman" w:hAnsi="Times New Roman" w:cs="Times New Roman"/>
+          <w:sz w:val="24"/>
+          <w:szCs w:val="24"/>
+        </w:rPr>
+        <w:t>MinSales</w:t>
+      </w:r>
+      <w:proofErr w:type="spellEnd"/>
+      <w:r>
+        <w:rPr>
+          <w:rFonts w:ascii="Times New Roman" w:hAnsi="Times New Roman" w:cs="Times New Roman"/>
+          <w:sz w:val="24"/>
+          <w:szCs w:val="24"/>
+        </w:rPr>
+        <w:t>)</w:t>
+      </w:r>
+    </w:p>
+    <w:p>
+      <w:pPr>
+        <w:rPr>
+          <w:rFonts w:ascii="Times New Roman" w:hAnsi="Times New Roman" w:cs="Times New Roman"/>
+          <w:sz w:val="24"/>
+          <w:szCs w:val="24"/>
+        </w:rPr>
+      </w:pPr>
+      <w:r>
+        <w:rPr>
+          <w:rFonts w:ascii="Times New Roman" w:hAnsi="Times New Roman" w:cs="Times New Roman"/>
+          <w:sz w:val="24"/>
+          <w:szCs w:val="24"/>
+        </w:rPr>
+        <w:t>)</w:t>
+      </w:r>
+    </w:p>
+    <w:p>
+      <w:pPr>
+        <w:rPr>
+          <w:rFonts w:ascii="Times New Roman" w:hAnsi="Times New Roman" w:cs="Times New Roman"/>
+          <w:sz w:val="24"/>
+          <w:szCs w:val="24"/>
+        </w:rPr>
+      </w:pPr>
+      <w:r>
+        <w:rPr>
+          <w:rFonts w:ascii="Times New Roman" w:hAnsi="Times New Roman" w:cs="Times New Roman"/>
+          <w:sz w:val="24"/>
+          <w:szCs w:val="24"/>
+        </w:rPr>
+        <w:t>Dessa beräkningar hjälper till att identifiera de produkter som säljer bäst respektive sämst, vilket är värdefullt för affärsanalys och beslutsfattande.</w:t>
+      </w:r>
+    </w:p>
+    <w:p>
+      <w:pPr>
+        <w:rPr>
+          <w:rFonts w:ascii="Times New Roman" w:hAnsi="Times New Roman" w:cs="Times New Roman"/>
+          <w:sz w:val="24"/>
+          <w:szCs w:val="24"/>
+        </w:rPr>
+      </w:pPr>
+    </w:p>
+    <w:p>
+      <w:pPr>
+        <w:rPr>
+          <w:rFonts w:ascii="Times New Roman" w:hAnsi="Times New Roman" w:cs="Times New Roman"/>
+          <w:sz w:val="24"/>
+          <w:szCs w:val="24"/>
+        </w:rPr>
+      </w:pPr>
+    </w:p>
+    <w:p>
+      <w:pPr>
+        <w:rPr>
+          <w:rFonts w:ascii="Times New Roman" w:hAnsi="Times New Roman" w:cs="Times New Roman"/>
+          <w:sz w:val="24"/>
+          <w:szCs w:val="24"/>
+        </w:rPr>
+      </w:pPr>
+    </w:p>
+    <w:p>
+      <w:pPr>
+        <w:rPr>
+          <w:rFonts w:ascii="Times New Roman" w:hAnsi="Times New Roman" w:cs="Times New Roman"/>
+          <w:sz w:val="24"/>
+          <w:szCs w:val="24"/>
+        </w:rPr>
+      </w:pPr>
+    </w:p>
+    <w:p>
+      <w:pPr>
+        <w:rPr>
+          <w:rFonts w:ascii="Times New Roman" w:hAnsi="Times New Roman" w:cs="Times New Roman"/>
+          <w:sz w:val="24"/>
+          <w:szCs w:val="24"/>
+        </w:rPr>
+      </w:pPr>
+    </w:p>
+    <w:p>
+      <w:pPr>
+        <w:rPr>
+          <w:rFonts w:ascii="Times New Roman" w:hAnsi="Times New Roman" w:cs="Times New Roman"/>
+          <w:sz w:val="24"/>
+          <w:szCs w:val="24"/>
+        </w:rPr>
+      </w:pPr>
+    </w:p>
+    <w:p>
+      <w:pPr>
+        <w:rPr>
+          <w:rFonts w:ascii="Times New Roman" w:hAnsi="Times New Roman" w:cs="Times New Roman"/>
+          <w:sz w:val="24"/>
+          <w:szCs w:val="24"/>
+        </w:rPr>
+      </w:pPr>
+    </w:p>
+    <w:p>
+      <w:pPr>
+        <w:rPr>
+          <w:rFonts w:ascii="Times New Roman" w:hAnsi="Times New Roman" w:cs="Times New Roman"/>
+          <w:sz w:val="24"/>
+          <w:szCs w:val="24"/>
+        </w:rPr>
+      </w:pPr>
+    </w:p>
+    <w:p>
+      <w:pPr>
+        <w:rPr>
+          <w:rFonts w:ascii="Times New Roman" w:hAnsi="Times New Roman" w:cs="Times New Roman"/>
+          <w:sz w:val="24"/>
+          <w:szCs w:val="24"/>
+        </w:rPr>
+      </w:pPr>
+      <w:r>
+        <w:rPr>
+          <w:rFonts w:ascii="Times New Roman" w:hAnsi="Times New Roman" w:cs="Times New Roman"/>
+          <w:sz w:val="24"/>
+          <w:szCs w:val="24"/>
+        </w:rPr>
+        <w:t>Sammanfattning</w:t>
+      </w:r>
+    </w:p>
+    <w:p>
+      <w:pPr>
+        <w:rPr>
+          <w:rFonts w:ascii="Times New Roman" w:hAnsi="Times New Roman" w:cs="Times New Roman"/>
+          <w:sz w:val="24"/>
+          <w:szCs w:val="24"/>
+        </w:rPr>
+      </w:pPr>
+      <w:r>
+        <w:rPr>
+          <w:rFonts w:ascii="Times New Roman" w:hAnsi="Times New Roman" w:cs="Times New Roman"/>
+          <w:sz w:val="24"/>
+          <w:szCs w:val="24"/>
+        </w:rPr>
+        <w:t xml:space="preserve">Under projektets gång har jag arbetat med att utveckla en databas och skapa visuella </w:t>
+      </w:r>
+      <w:proofErr w:type="spellStart"/>
+      <w:r>
+        <w:rPr>
+          <w:rFonts w:ascii="Times New Roman" w:hAnsi="Times New Roman" w:cs="Times New Roman"/>
+          <w:sz w:val="24"/>
+          <w:szCs w:val="24"/>
+        </w:rPr>
+        <w:t>dashboards</w:t>
+      </w:r>
+      <w:proofErr w:type="spellEnd"/>
+      <w:r>
+        <w:rPr>
+          <w:rFonts w:ascii="Times New Roman" w:hAnsi="Times New Roman" w:cs="Times New Roman"/>
+          <w:sz w:val="24"/>
+          <w:szCs w:val="24"/>
+        </w:rPr>
+        <w:t xml:space="preserve"> i Power BI för ett företag som erbjuder hemsökta platser och skräckteman. Jag började med att skapa ett konceptuellt diagram och valde att inkludera tabeller för att eliminera många-till-många-relationer. Affärsidén krävde att användare skulle kunna boka hemsökta platser och delta i skräcktemaevenemang.</w:t>
+      </w:r>
+    </w:p>
+    <w:p>
+      <w:pPr>
+        <w:rPr>
+          <w:rFonts w:ascii="Times New Roman" w:hAnsi="Times New Roman" w:cs="Times New Roman"/>
+          <w:sz w:val="24"/>
+          <w:szCs w:val="24"/>
+        </w:rPr>
+      </w:pPr>
+    </w:p>
+    <w:p>
+      <w:pPr>
+        <w:rPr>
+          <w:rFonts w:ascii="Times New Roman" w:hAnsi="Times New Roman" w:cs="Times New Roman"/>
+          <w:sz w:val="24"/>
+          <w:szCs w:val="24"/>
+        </w:rPr>
+      </w:pPr>
+      <w:r>
+        <w:rPr>
+          <w:rFonts w:ascii="Times New Roman" w:hAnsi="Times New Roman" w:cs="Times New Roman"/>
+          <w:sz w:val="24"/>
+          <w:szCs w:val="24"/>
+        </w:rPr>
+        <w:t xml:space="preserve">Efter det konceptuella diagrammet byggde jag ett fysiskt diagram med rimlig </w:t>
+      </w:r>
+      <w:proofErr w:type="spellStart"/>
+      <w:r>
+        <w:rPr>
+          <w:rFonts w:ascii="Times New Roman" w:hAnsi="Times New Roman" w:cs="Times New Roman"/>
+          <w:sz w:val="24"/>
+          <w:szCs w:val="24"/>
+        </w:rPr>
+        <w:t>kardinalitet</w:t>
+      </w:r>
+      <w:proofErr w:type="spellEnd"/>
+      <w:r>
+        <w:rPr>
+          <w:rFonts w:ascii="Times New Roman" w:hAnsi="Times New Roman" w:cs="Times New Roman"/>
+          <w:sz w:val="24"/>
+          <w:szCs w:val="24"/>
+        </w:rPr>
+        <w:t xml:space="preserve"> och bryggtabeller. Jag inkluderade longitud och latitud för att kunna presentera visuella diagram med geografiska kartor, och planerade noggrant vilka frågor jag behövde besvara innan jag började med datavisualiseringen.</w:t>
+      </w:r>
+    </w:p>
+    <w:p>
+      <w:pPr>
+        <w:rPr>
+          <w:rFonts w:ascii="Times New Roman" w:hAnsi="Times New Roman" w:cs="Times New Roman"/>
+          <w:sz w:val="24"/>
+          <w:szCs w:val="24"/>
+        </w:rPr>
+      </w:pPr>
+    </w:p>
+    <w:p>
+      <w:pPr>
+        <w:rPr>
+          <w:rFonts w:ascii="Times New Roman" w:hAnsi="Times New Roman" w:cs="Times New Roman"/>
+          <w:sz w:val="24"/>
+          <w:szCs w:val="24"/>
+        </w:rPr>
+      </w:pPr>
+      <w:r>
+        <w:rPr>
+          <w:rFonts w:ascii="Times New Roman" w:hAnsi="Times New Roman" w:cs="Times New Roman"/>
+          <w:sz w:val="24"/>
+          <w:szCs w:val="24"/>
+        </w:rPr>
+        <w:t>Jag omstrukturerade databasen för att möta kraven för kund, order, produkt och leverantör. För att göra presentationen mer engagerande skapade jag en databas för ett företag som säljer bakverk och tårtor. Jag hanterade relationer i Power BI och upptäckte att aktiva relationer påverkade datavisningen. Jag valde färgpaletter som fungerar med både ljust och mörkt tema och använde en knapp för att skifta mellan dessa lägen.</w:t>
+      </w:r>
+    </w:p>
+    <w:p>
+      <w:pPr>
+        <w:rPr>
+          <w:rFonts w:ascii="Times New Roman" w:hAnsi="Times New Roman" w:cs="Times New Roman"/>
+          <w:sz w:val="24"/>
+          <w:szCs w:val="24"/>
+        </w:rPr>
+      </w:pPr>
+    </w:p>
+    <w:p>
+      <w:pPr>
+        <w:rPr>
+          <w:rFonts w:ascii="Times New Roman" w:hAnsi="Times New Roman" w:cs="Times New Roman"/>
+          <w:sz w:val="24"/>
+          <w:szCs w:val="24"/>
+        </w:rPr>
+      </w:pPr>
+      <w:r>
+        <w:rPr>
+          <w:rFonts w:ascii="Times New Roman" w:hAnsi="Times New Roman" w:cs="Times New Roman"/>
+          <w:sz w:val="24"/>
+          <w:szCs w:val="24"/>
+        </w:rPr>
+        <w:t xml:space="preserve">Jag lärde mig mycket om DAX genom YouTube-videor och skapade mappar för att organisera relevanta DAX-uträkningar. Varje </w:t>
+      </w:r>
+      <w:proofErr w:type="spellStart"/>
+      <w:r>
+        <w:rPr>
+          <w:rFonts w:ascii="Times New Roman" w:hAnsi="Times New Roman" w:cs="Times New Roman"/>
+          <w:sz w:val="24"/>
+          <w:szCs w:val="24"/>
+        </w:rPr>
+        <w:t>dashboard</w:t>
+      </w:r>
+      <w:proofErr w:type="spellEnd"/>
+      <w:r>
+        <w:rPr>
+          <w:rFonts w:ascii="Times New Roman" w:hAnsi="Times New Roman" w:cs="Times New Roman"/>
+          <w:sz w:val="24"/>
+          <w:szCs w:val="24"/>
+        </w:rPr>
+        <w:t xml:space="preserve"> har en sammanhängande röd tråd och inkluderar relevanta KPI</w:t>
+      </w:r>
+    </w:p>
+    <w:p>
+      <w:pPr>
+        <w:rPr>
+          <w:rFonts w:ascii="Times New Roman" w:hAnsi="Times New Roman" w:cs="Times New Roman"/>
+          <w:sz w:val="24"/>
+          <w:szCs w:val="24"/>
+        </w:rPr>
+      </w:pPr>
+      <w:r>
+        <w:rPr>
+          <w:rFonts w:ascii="Times New Roman" w:hAnsi="Times New Roman" w:cs="Times New Roman"/>
+          <w:sz w:val="24"/>
+          <w:szCs w:val="24"/>
+        </w:rPr>
+        <w:t>för att undvika informationsöverflöd. På sammanfattningssidan visade jag den totala försäljningen, försäljningen via en säljkanal, den totala försäljningen av tårtor och det totala antalet kunder. På produktsidan och leverantörssidan visade jag totala beloppet för leverantörsbeställningar, totala produktvärdet, antal beställningar per år och medelbetyg. På kundsidan visade jag total försäljning per kund, total försäljning för alla kunder och total antal män och kvinnor.</w:t>
+      </w:r>
+    </w:p>
+    <w:p>
+      <w:pPr>
+        <w:rPr>
+          <w:rFonts w:ascii="Times New Roman" w:hAnsi="Times New Roman" w:cs="Times New Roman"/>
+          <w:sz w:val="24"/>
+          <w:szCs w:val="24"/>
+        </w:rPr>
+      </w:pPr>
+    </w:p>
+    <w:p>
+      <w:pPr>
+        <w:rPr>
+          <w:rFonts w:ascii="Times New Roman" w:hAnsi="Times New Roman" w:cs="Times New Roman"/>
+          <w:sz w:val="24"/>
+          <w:szCs w:val="24"/>
+        </w:rPr>
+      </w:pPr>
+      <w:r>
+        <w:rPr>
+          <w:rFonts w:ascii="Times New Roman" w:hAnsi="Times New Roman" w:cs="Times New Roman"/>
+          <w:sz w:val="24"/>
+          <w:szCs w:val="24"/>
+        </w:rPr>
+        <w:t xml:space="preserve">Jag stötte på utmaningar med </w:t>
+      </w:r>
+      <w:proofErr w:type="spellStart"/>
+      <w:r>
+        <w:rPr>
+          <w:rFonts w:ascii="Times New Roman" w:hAnsi="Times New Roman" w:cs="Times New Roman"/>
+          <w:sz w:val="24"/>
+          <w:szCs w:val="24"/>
+        </w:rPr>
+        <w:t>infographic</w:t>
+      </w:r>
+      <w:proofErr w:type="spellEnd"/>
+      <w:r>
+        <w:rPr>
+          <w:rFonts w:ascii="Times New Roman" w:hAnsi="Times New Roman" w:cs="Times New Roman"/>
+          <w:sz w:val="24"/>
+          <w:szCs w:val="24"/>
+        </w:rPr>
+        <w:t xml:space="preserve"> designer men hittade lösningar för att anpassa den visuella stilen. Jag organiserade DAX-uträkningarna i mappar för att underlätta arbetet och säkerställa att inga beräkningar förlorades vid tabelländringar.</w:t>
+      </w:r>
+    </w:p>
+    <w:p>
+      <w:pPr>
+        <w:rPr>
+          <w:rFonts w:ascii="Times New Roman" w:hAnsi="Times New Roman" w:cs="Times New Roman"/>
+          <w:sz w:val="24"/>
+          <w:szCs w:val="24"/>
+        </w:rPr>
+      </w:pPr>
+    </w:p>
+    <w:p>
+      <w:pPr>
+        <w:rPr>
+          <w:rFonts w:ascii="Times New Roman" w:hAnsi="Times New Roman" w:cs="Times New Roman"/>
+          <w:sz w:val="24"/>
+          <w:szCs w:val="24"/>
+        </w:rPr>
+      </w:pPr>
+      <w:r>
+        <w:rPr>
+          <w:rFonts w:ascii="Times New Roman" w:hAnsi="Times New Roman" w:cs="Times New Roman"/>
+          <w:sz w:val="24"/>
+          <w:szCs w:val="24"/>
+        </w:rPr>
+        <w:t xml:space="preserve">Sammanfattningsvis har projektet gett mig värdefull erfarenhet i att skapa och hantera databaser, utveckla visuella </w:t>
+      </w:r>
+      <w:proofErr w:type="spellStart"/>
+      <w:r>
+        <w:rPr>
+          <w:rFonts w:ascii="Times New Roman" w:hAnsi="Times New Roman" w:cs="Times New Roman"/>
+          <w:sz w:val="24"/>
+          <w:szCs w:val="24"/>
+        </w:rPr>
+        <w:t>dashboards</w:t>
+      </w:r>
+      <w:proofErr w:type="spellEnd"/>
+      <w:r>
+        <w:rPr>
+          <w:rFonts w:ascii="Times New Roman" w:hAnsi="Times New Roman" w:cs="Times New Roman"/>
+          <w:sz w:val="24"/>
+          <w:szCs w:val="24"/>
+        </w:rPr>
+        <w:t xml:space="preserve"> i Power BI, och använda DAX för avancerade beräkningar.</w:t>
       </w:r>
     </w:p>
     <w:sectPr>
+      <w:headerReference w:type="even" r:id="rId6"/>
+      <w:headerReference w:type="default" r:id="rId7"/>
+      <w:footerReference w:type="even" r:id="rId8"/>
+      <w:footerReference w:type="default" r:id="rId9"/>
+      <w:headerReference w:type="first" r:id="rId10"/>
+      <w:footerReference w:type="first" r:id="rId11"/>
       <w:pgSz w:w="11906" w:h="16838"/>
       <w:pgMar w:top="1417" w:right="1417" w:bottom="1417" w:left="1417" w:header="708" w:footer="708" w:gutter="0"/>
       <w:cols w:space="708"/>
@@ -132,6 +1739,119 @@
     </w:sectPr>
   </w:body>
 </w:document>
+</file>
+
+<file path=word/endnotes.xml><?xml version="1.0" encoding="utf-8"?>
+<w:endnotes xmlns:wpc="http://schemas.microsoft.com/office/word/2010/wordprocessingCanvas" xmlns:cx="http://schemas.microsoft.com/office/drawing/2014/chartex" xmlns:cx1="http://schemas.microsoft.com/office/drawing/2015/9/8/chartex" xmlns:cx2="http://schemas.microsoft.com/office/drawing/2015/10/21/chartex" xmlns:cx3="http://schemas.microsoft.com/office/drawing/2016/5/9/chartex" xmlns:cx4="http://schemas.microsoft.com/office/drawing/2016/5/10/chartex" xmlns:cx5="http://schemas.microsoft.com/office/drawing/2016/5/11/chartex" xmlns:cx6="http://schemas.microsoft.com/office/drawing/2016/5/12/chartex" xmlns:cx7="http://schemas.microsoft.com/office/drawing/2016/5/13/chartex" xmlns:cx8="http://schemas.microsoft.com/office/drawing/2016/5/14/chartex" xmlns:mc="http://schemas.openxmlformats.org/markup-compatibility/2006" xmlns:aink="http://schemas.microsoft.com/office/drawing/2016/ink" xmlns:am3d="http://schemas.microsoft.com/office/drawing/2017/model3d" xmlns:o="urn:schemas-microsoft-com:office:office" xmlns:oel="http://schemas.microsoft.com/office/2019/extlst" xmlns:r="http://schemas.openxmlformats.org/officeDocument/2006/relationships" xmlns:m="http://schemas.openxmlformats.org/officeDocument/2006/math" xmlns:v="urn:schemas-microsoft-com:vml" xmlns:wp14="http://schemas.microsoft.com/office/word/2010/wordprocessingDrawing" xmlns:wp="http://schemas.openxmlformats.org/drawingml/2006/wordprocessingDrawing" xmlns:w10="urn:schemas-microsoft-com:office:word" xmlns:w="http://schemas.openxmlformats.org/wordprocessingml/2006/main" xmlns:w14="http://schemas.microsoft.com/office/word/2010/wordml" xmlns:w15="http://schemas.microsoft.com/office/word/2012/wordml" xmlns:w16cex="http://schemas.microsoft.com/office/word/2018/wordml/cex" xmlns:w16cid="http://schemas.microsoft.com/office/word/2016/wordml/cid" xmlns:w16="http://schemas.microsoft.com/office/word/2018/wordml" xmlns:w16du="http://schemas.microsoft.com/office/word/2023/wordml/word16du" xmlns:w16sdtdh="http://schemas.microsoft.com/office/word/2020/wordml/sdtdatahash" xmlns:w16se="http://schemas.microsoft.com/office/word/2015/wordml/symex" xmlns:wpg="http://schemas.microsoft.com/office/word/2010/wordprocessingGroup" xmlns:wpi="http://schemas.microsoft.com/office/word/2010/wordprocessingInk" xmlns:wne="http://schemas.microsoft.com/office/word/2006/wordml" xmlns:wps="http://schemas.microsoft.com/office/word/2010/wordprocessingShape" mc:Ignorable="w14 w15 w16se w16cid w16 w16cex w16sdtdh w16du wp14">
+  <w:endnote w:type="separator" w:id="-1">
+    <w:p>
+      <w:pPr>
+        <w:spacing w:after="0" w:line="240" w:lineRule="auto"/>
+      </w:pPr>
+      <w:r>
+        <w:separator/>
+      </w:r>
+    </w:p>
+  </w:endnote>
+  <w:endnote w:type="continuationSeparator" w:id="0">
+    <w:p>
+      <w:pPr>
+        <w:spacing w:after="0" w:line="240" w:lineRule="auto"/>
+      </w:pPr>
+      <w:r>
+        <w:continuationSeparator/>
+      </w:r>
+    </w:p>
+  </w:endnote>
+</w:endnotes>
+</file>
+
+<file path=word/footer1.xml><?xml version="1.0" encoding="utf-8"?>
+<w:ftr xmlns:wpc="http://schemas.microsoft.com/office/word/2010/wordprocessingCanvas" xmlns:cx="http://schemas.microsoft.com/office/drawing/2014/chartex" xmlns:cx1="http://schemas.microsoft.com/office/drawing/2015/9/8/chartex" xmlns:cx2="http://schemas.microsoft.com/office/drawing/2015/10/21/chartex" xmlns:cx3="http://schemas.microsoft.com/office/drawing/2016/5/9/chartex" xmlns:cx4="http://schemas.microsoft.com/office/drawing/2016/5/10/chartex" xmlns:cx5="http://schemas.microsoft.com/office/drawing/2016/5/11/chartex" xmlns:cx6="http://schemas.microsoft.com/office/drawing/2016/5/12/chartex" xmlns:cx7="http://schemas.microsoft.com/office/drawing/2016/5/13/chartex" xmlns:cx8="http://schemas.microsoft.com/office/drawing/2016/5/14/chartex" xmlns:mc="http://schemas.openxmlformats.org/markup-compatibility/2006" xmlns:aink="http://schemas.microsoft.com/office/drawing/2016/ink" xmlns:am3d="http://schemas.microsoft.com/office/drawing/2017/model3d" xmlns:o="urn:schemas-microsoft-com:office:office" xmlns:oel="http://schemas.microsoft.com/office/2019/extlst" xmlns:r="http://schemas.openxmlformats.org/officeDocument/2006/relationships" xmlns:m="http://schemas.openxmlformats.org/officeDocument/2006/math" xmlns:v="urn:schemas-microsoft-com:vml" xmlns:wp14="http://schemas.microsoft.com/office/word/2010/wordprocessingDrawing" xmlns:wp="http://schemas.openxmlformats.org/drawingml/2006/wordprocessingDrawing" xmlns:w10="urn:schemas-microsoft-com:office:word" xmlns:w="http://schemas.openxmlformats.org/wordprocessingml/2006/main" xmlns:w14="http://schemas.microsoft.com/office/word/2010/wordml" xmlns:w15="http://schemas.microsoft.com/office/word/2012/wordml" xmlns:w16cex="http://schemas.microsoft.com/office/word/2018/wordml/cex" xmlns:w16cid="http://schemas.microsoft.com/office/word/2016/wordml/cid" xmlns:w16="http://schemas.microsoft.com/office/word/2018/wordml" xmlns:w16du="http://schemas.microsoft.com/office/word/2023/wordml/word16du" xmlns:w16sdtdh="http://schemas.microsoft.com/office/word/2020/wordml/sdtdatahash" xmlns:w16se="http://schemas.microsoft.com/office/word/2015/wordml/symex" xmlns:wpg="http://schemas.microsoft.com/office/word/2010/wordprocessingGroup" xmlns:wpi="http://schemas.microsoft.com/office/word/2010/wordprocessingInk" xmlns:wne="http://schemas.microsoft.com/office/word/2006/wordml" xmlns:wps="http://schemas.microsoft.com/office/word/2010/wordprocessingShape" mc:Ignorable="w14 w15 w16se w16cid w16 w16cex w16sdtdh w16du wp14">
+  <w:p>
+    <w:pPr>
+      <w:pStyle w:val="Footer"/>
+    </w:pPr>
+  </w:p>
+</w:ftr>
+</file>
+
+<file path=word/footer2.xml><?xml version="1.0" encoding="utf-8"?>
+<w:ftr xmlns:wpc="http://schemas.microsoft.com/office/word/2010/wordprocessingCanvas" xmlns:cx="http://schemas.microsoft.com/office/drawing/2014/chartex" xmlns:cx1="http://schemas.microsoft.com/office/drawing/2015/9/8/chartex" xmlns:cx2="http://schemas.microsoft.com/office/drawing/2015/10/21/chartex" xmlns:cx3="http://schemas.microsoft.com/office/drawing/2016/5/9/chartex" xmlns:cx4="http://schemas.microsoft.com/office/drawing/2016/5/10/chartex" xmlns:cx5="http://schemas.microsoft.com/office/drawing/2016/5/11/chartex" xmlns:cx6="http://schemas.microsoft.com/office/drawing/2016/5/12/chartex" xmlns:cx7="http://schemas.microsoft.com/office/drawing/2016/5/13/chartex" xmlns:cx8="http://schemas.microsoft.com/office/drawing/2016/5/14/chartex" xmlns:mc="http://schemas.openxmlformats.org/markup-compatibility/2006" xmlns:aink="http://schemas.microsoft.com/office/drawing/2016/ink" xmlns:am3d="http://schemas.microsoft.com/office/drawing/2017/model3d" xmlns:o="urn:schemas-microsoft-com:office:office" xmlns:oel="http://schemas.microsoft.com/office/2019/extlst" xmlns:r="http://schemas.openxmlformats.org/officeDocument/2006/relationships" xmlns:m="http://schemas.openxmlformats.org/officeDocument/2006/math" xmlns:v="urn:schemas-microsoft-com:vml" xmlns:wp14="http://schemas.microsoft.com/office/word/2010/wordprocessingDrawing" xmlns:wp="http://schemas.openxmlformats.org/drawingml/2006/wordprocessingDrawing" xmlns:w10="urn:schemas-microsoft-com:office:word" xmlns:w="http://schemas.openxmlformats.org/wordprocessingml/2006/main" xmlns:w14="http://schemas.microsoft.com/office/word/2010/wordml" xmlns:w15="http://schemas.microsoft.com/office/word/2012/wordml" xmlns:w16cex="http://schemas.microsoft.com/office/word/2018/wordml/cex" xmlns:w16cid="http://schemas.microsoft.com/office/word/2016/wordml/cid" xmlns:w16="http://schemas.microsoft.com/office/word/2018/wordml" xmlns:w16du="http://schemas.microsoft.com/office/word/2023/wordml/word16du" xmlns:w16sdtdh="http://schemas.microsoft.com/office/word/2020/wordml/sdtdatahash" xmlns:w16se="http://schemas.microsoft.com/office/word/2015/wordml/symex" xmlns:wpg="http://schemas.microsoft.com/office/word/2010/wordprocessingGroup" xmlns:wpi="http://schemas.microsoft.com/office/word/2010/wordprocessingInk" xmlns:wne="http://schemas.microsoft.com/office/word/2006/wordml" xmlns:wps="http://schemas.microsoft.com/office/word/2010/wordprocessingShape" mc:Ignorable="w14 w15 w16se w16cid w16 w16cex w16sdtdh w16du wp14">
+  <w:p>
+    <w:pPr>
+      <w:pStyle w:val="Footer"/>
+    </w:pPr>
+  </w:p>
+</w:ftr>
+</file>
+
+<file path=word/footer3.xml><?xml version="1.0" encoding="utf-8"?>
+<w:ftr xmlns:wpc="http://schemas.microsoft.com/office/word/2010/wordprocessingCanvas" xmlns:cx="http://schemas.microsoft.com/office/drawing/2014/chartex" xmlns:cx1="http://schemas.microsoft.com/office/drawing/2015/9/8/chartex" xmlns:cx2="http://schemas.microsoft.com/office/drawing/2015/10/21/chartex" xmlns:cx3="http://schemas.microsoft.com/office/drawing/2016/5/9/chartex" xmlns:cx4="http://schemas.microsoft.com/office/drawing/2016/5/10/chartex" xmlns:cx5="http://schemas.microsoft.com/office/drawing/2016/5/11/chartex" xmlns:cx6="http://schemas.microsoft.com/office/drawing/2016/5/12/chartex" xmlns:cx7="http://schemas.microsoft.com/office/drawing/2016/5/13/chartex" xmlns:cx8="http://schemas.microsoft.com/office/drawing/2016/5/14/chartex" xmlns:mc="http://schemas.openxmlformats.org/markup-compatibility/2006" xmlns:aink="http://schemas.microsoft.com/office/drawing/2016/ink" xmlns:am3d="http://schemas.microsoft.com/office/drawing/2017/model3d" xmlns:o="urn:schemas-microsoft-com:office:office" xmlns:oel="http://schemas.microsoft.com/office/2019/extlst" xmlns:r="http://schemas.openxmlformats.org/officeDocument/2006/relationships" xmlns:m="http://schemas.openxmlformats.org/officeDocument/2006/math" xmlns:v="urn:schemas-microsoft-com:vml" xmlns:wp14="http://schemas.microsoft.com/office/word/2010/wordprocessingDrawing" xmlns:wp="http://schemas.openxmlformats.org/drawingml/2006/wordprocessingDrawing" xmlns:w10="urn:schemas-microsoft-com:office:word" xmlns:w="http://schemas.openxmlformats.org/wordprocessingml/2006/main" xmlns:w14="http://schemas.microsoft.com/office/word/2010/wordml" xmlns:w15="http://schemas.microsoft.com/office/word/2012/wordml" xmlns:w16cex="http://schemas.microsoft.com/office/word/2018/wordml/cex" xmlns:w16cid="http://schemas.microsoft.com/office/word/2016/wordml/cid" xmlns:w16="http://schemas.microsoft.com/office/word/2018/wordml" xmlns:w16du="http://schemas.microsoft.com/office/word/2023/wordml/word16du" xmlns:w16sdtdh="http://schemas.microsoft.com/office/word/2020/wordml/sdtdatahash" xmlns:w16se="http://schemas.microsoft.com/office/word/2015/wordml/symex" xmlns:wpg="http://schemas.microsoft.com/office/word/2010/wordprocessingGroup" xmlns:wpi="http://schemas.microsoft.com/office/word/2010/wordprocessingInk" xmlns:wne="http://schemas.microsoft.com/office/word/2006/wordml" xmlns:wps="http://schemas.microsoft.com/office/word/2010/wordprocessingShape" mc:Ignorable="w14 w15 w16se w16cid w16 w16cex w16sdtdh w16du wp14">
+  <w:p>
+    <w:pPr>
+      <w:pStyle w:val="Footer"/>
+    </w:pPr>
+  </w:p>
+</w:ftr>
+</file>
+
+<file path=word/footnotes.xml><?xml version="1.0" encoding="utf-8"?>
+<w:footnotes xmlns:wpc="http://schemas.microsoft.com/office/word/2010/wordprocessingCanvas" xmlns:cx="http://schemas.microsoft.com/office/drawing/2014/chartex" xmlns:cx1="http://schemas.microsoft.com/office/drawing/2015/9/8/chartex" xmlns:cx2="http://schemas.microsoft.com/office/drawing/2015/10/21/chartex" xmlns:cx3="http://schemas.microsoft.com/office/drawing/2016/5/9/chartex" xmlns:cx4="http://schemas.microsoft.com/office/drawing/2016/5/10/chartex" xmlns:cx5="http://schemas.microsoft.com/office/drawing/2016/5/11/chartex" xmlns:cx6="http://schemas.microsoft.com/office/drawing/2016/5/12/chartex" xmlns:cx7="http://schemas.microsoft.com/office/drawing/2016/5/13/chartex" xmlns:cx8="http://schemas.microsoft.com/office/drawing/2016/5/14/chartex" xmlns:mc="http://schemas.openxmlformats.org/markup-compatibility/2006" xmlns:aink="http://schemas.microsoft.com/office/drawing/2016/ink" xmlns:am3d="http://schemas.microsoft.com/office/drawing/2017/model3d" xmlns:o="urn:schemas-microsoft-com:office:office" xmlns:oel="http://schemas.microsoft.com/office/2019/extlst" xmlns:r="http://schemas.openxmlformats.org/officeDocument/2006/relationships" xmlns:m="http://schemas.openxmlformats.org/officeDocument/2006/math" xmlns:v="urn:schemas-microsoft-com:vml" xmlns:wp14="http://schemas.microsoft.com/office/word/2010/wordprocessingDrawing" xmlns:wp="http://schemas.openxmlformats.org/drawingml/2006/wordprocessingDrawing" xmlns:w10="urn:schemas-microsoft-com:office:word" xmlns:w="http://schemas.openxmlformats.org/wordprocessingml/2006/main" xmlns:w14="http://schemas.microsoft.com/office/word/2010/wordml" xmlns:w15="http://schemas.microsoft.com/office/word/2012/wordml" xmlns:w16cex="http://schemas.microsoft.com/office/word/2018/wordml/cex" xmlns:w16cid="http://schemas.microsoft.com/office/word/2016/wordml/cid" xmlns:w16="http://schemas.microsoft.com/office/word/2018/wordml" xmlns:w16du="http://schemas.microsoft.com/office/word/2023/wordml/word16du" xmlns:w16sdtdh="http://schemas.microsoft.com/office/word/2020/wordml/sdtdatahash" xmlns:w16se="http://schemas.microsoft.com/office/word/2015/wordml/symex" xmlns:wpg="http://schemas.microsoft.com/office/word/2010/wordprocessingGroup" xmlns:wpi="http://schemas.microsoft.com/office/word/2010/wordprocessingInk" xmlns:wne="http://schemas.microsoft.com/office/word/2006/wordml" xmlns:wps="http://schemas.microsoft.com/office/word/2010/wordprocessingShape" mc:Ignorable="w14 w15 w16se w16cid w16 w16cex w16sdtdh w16du wp14">
+  <w:footnote w:type="separator" w:id="-1">
+    <w:p>
+      <w:pPr>
+        <w:spacing w:after="0" w:line="240" w:lineRule="auto"/>
+      </w:pPr>
+      <w:r>
+        <w:separator/>
+      </w:r>
+    </w:p>
+  </w:footnote>
+  <w:footnote w:type="continuationSeparator" w:id="0">
+    <w:p>
+      <w:pPr>
+        <w:spacing w:after="0" w:line="240" w:lineRule="auto"/>
+      </w:pPr>
+      <w:r>
+        <w:continuationSeparator/>
+      </w:r>
+    </w:p>
+  </w:footnote>
+</w:footnotes>
+</file>
+
+<file path=word/header1.xml><?xml version="1.0" encoding="utf-8"?>
+<w:hdr xmlns:wpc="http://schemas.microsoft.com/office/word/2010/wordprocessingCanvas" xmlns:cx="http://schemas.microsoft.com/office/drawing/2014/chartex" xmlns:cx1="http://schemas.microsoft.com/office/drawing/2015/9/8/chartex" xmlns:cx2="http://schemas.microsoft.com/office/drawing/2015/10/21/chartex" xmlns:cx3="http://schemas.microsoft.com/office/drawing/2016/5/9/chartex" xmlns:cx4="http://schemas.microsoft.com/office/drawing/2016/5/10/chartex" xmlns:cx5="http://schemas.microsoft.com/office/drawing/2016/5/11/chartex" xmlns:cx6="http://schemas.microsoft.com/office/drawing/2016/5/12/chartex" xmlns:cx7="http://schemas.microsoft.com/office/drawing/2016/5/13/chartex" xmlns:cx8="http://schemas.microsoft.com/office/drawing/2016/5/14/chartex" xmlns:mc="http://schemas.openxmlformats.org/markup-compatibility/2006" xmlns:aink="http://schemas.microsoft.com/office/drawing/2016/ink" xmlns:am3d="http://schemas.microsoft.com/office/drawing/2017/model3d" xmlns:o="urn:schemas-microsoft-com:office:office" xmlns:oel="http://schemas.microsoft.com/office/2019/extlst" xmlns:r="http://schemas.openxmlformats.org/officeDocument/2006/relationships" xmlns:m="http://schemas.openxmlformats.org/officeDocument/2006/math" xmlns:v="urn:schemas-microsoft-com:vml" xmlns:wp14="http://schemas.microsoft.com/office/word/2010/wordprocessingDrawing" xmlns:wp="http://schemas.openxmlformats.org/drawingml/2006/wordprocessingDrawing" xmlns:w10="urn:schemas-microsoft-com:office:word" xmlns:w="http://schemas.openxmlformats.org/wordprocessingml/2006/main" xmlns:w14="http://schemas.microsoft.com/office/word/2010/wordml" xmlns:w15="http://schemas.microsoft.com/office/word/2012/wordml" xmlns:w16cex="http://schemas.microsoft.com/office/word/2018/wordml/cex" xmlns:w16cid="http://schemas.microsoft.com/office/word/2016/wordml/cid" xmlns:w16="http://schemas.microsoft.com/office/word/2018/wordml" xmlns:w16du="http://schemas.microsoft.com/office/word/2023/wordml/word16du" xmlns:w16sdtdh="http://schemas.microsoft.com/office/word/2020/wordml/sdtdatahash" xmlns:w16se="http://schemas.microsoft.com/office/word/2015/wordml/symex" xmlns:wpg="http://schemas.microsoft.com/office/word/2010/wordprocessingGroup" xmlns:wpi="http://schemas.microsoft.com/office/word/2010/wordprocessingInk" xmlns:wne="http://schemas.microsoft.com/office/word/2006/wordml" xmlns:wps="http://schemas.microsoft.com/office/word/2010/wordprocessingShape" mc:Ignorable="w14 w15 w16se w16cid w16 w16cex w16sdtdh w16du wp14">
+  <w:p>
+    <w:pPr>
+      <w:pStyle w:val="Header"/>
+    </w:pPr>
+  </w:p>
+</w:hdr>
+</file>
+
+<file path=word/header2.xml><?xml version="1.0" encoding="utf-8"?>
+<w:hdr xmlns:wpc="http://schemas.microsoft.com/office/word/2010/wordprocessingCanvas" xmlns:cx="http://schemas.microsoft.com/office/drawing/2014/chartex" xmlns:cx1="http://schemas.microsoft.com/office/drawing/2015/9/8/chartex" xmlns:cx2="http://schemas.microsoft.com/office/drawing/2015/10/21/chartex" xmlns:cx3="http://schemas.microsoft.com/office/drawing/2016/5/9/chartex" xmlns:cx4="http://schemas.microsoft.com/office/drawing/2016/5/10/chartex" xmlns:cx5="http://schemas.microsoft.com/office/drawing/2016/5/11/chartex" xmlns:cx6="http://schemas.microsoft.com/office/drawing/2016/5/12/chartex" xmlns:cx7="http://schemas.microsoft.com/office/drawing/2016/5/13/chartex" xmlns:cx8="http://schemas.microsoft.com/office/drawing/2016/5/14/chartex" xmlns:mc="http://schemas.openxmlformats.org/markup-compatibility/2006" xmlns:aink="http://schemas.microsoft.com/office/drawing/2016/ink" xmlns:am3d="http://schemas.microsoft.com/office/drawing/2017/model3d" xmlns:o="urn:schemas-microsoft-com:office:office" xmlns:oel="http://schemas.microsoft.com/office/2019/extlst" xmlns:r="http://schemas.openxmlformats.org/officeDocument/2006/relationships" xmlns:m="http://schemas.openxmlformats.org/officeDocument/2006/math" xmlns:v="urn:schemas-microsoft-com:vml" xmlns:wp14="http://schemas.microsoft.com/office/word/2010/wordprocessingDrawing" xmlns:wp="http://schemas.openxmlformats.org/drawingml/2006/wordprocessingDrawing" xmlns:w10="urn:schemas-microsoft-com:office:word" xmlns:w="http://schemas.openxmlformats.org/wordprocessingml/2006/main" xmlns:w14="http://schemas.microsoft.com/office/word/2010/wordml" xmlns:w15="http://schemas.microsoft.com/office/word/2012/wordml" xmlns:w16cex="http://schemas.microsoft.com/office/word/2018/wordml/cex" xmlns:w16cid="http://schemas.microsoft.com/office/word/2016/wordml/cid" xmlns:w16="http://schemas.microsoft.com/office/word/2018/wordml" xmlns:w16du="http://schemas.microsoft.com/office/word/2023/wordml/word16du" xmlns:w16sdtdh="http://schemas.microsoft.com/office/word/2020/wordml/sdtdatahash" xmlns:w16se="http://schemas.microsoft.com/office/word/2015/wordml/symex" xmlns:wpg="http://schemas.microsoft.com/office/word/2010/wordprocessingGroup" xmlns:wpi="http://schemas.microsoft.com/office/word/2010/wordprocessingInk" xmlns:wne="http://schemas.microsoft.com/office/word/2006/wordml" xmlns:wps="http://schemas.microsoft.com/office/word/2010/wordprocessingShape" mc:Ignorable="w14 w15 w16se w16cid w16 w16cex w16sdtdh w16du wp14">
+  <w:p>
+    <w:pPr>
+      <w:pStyle w:val="Header"/>
+    </w:pPr>
+    <w:r>
+      <w:t>Kristofer Fangrat fredag den 31 maj 2024</w:t>
+    </w:r>
+  </w:p>
+</w:hdr>
+</file>
+
+<file path=word/header3.xml><?xml version="1.0" encoding="utf-8"?>
+<w:hdr xmlns:wpc="http://schemas.microsoft.com/office/word/2010/wordprocessingCanvas" xmlns:cx="http://schemas.microsoft.com/office/drawing/2014/chartex" xmlns:cx1="http://schemas.microsoft.com/office/drawing/2015/9/8/chartex" xmlns:cx2="http://schemas.microsoft.com/office/drawing/2015/10/21/chartex" xmlns:cx3="http://schemas.microsoft.com/office/drawing/2016/5/9/chartex" xmlns:cx4="http://schemas.microsoft.com/office/drawing/2016/5/10/chartex" xmlns:cx5="http://schemas.microsoft.com/office/drawing/2016/5/11/chartex" xmlns:cx6="http://schemas.microsoft.com/office/drawing/2016/5/12/chartex" xmlns:cx7="http://schemas.microsoft.com/office/drawing/2016/5/13/chartex" xmlns:cx8="http://schemas.microsoft.com/office/drawing/2016/5/14/chartex" xmlns:mc="http://schemas.openxmlformats.org/markup-compatibility/2006" xmlns:aink="http://schemas.microsoft.com/office/drawing/2016/ink" xmlns:am3d="http://schemas.microsoft.com/office/drawing/2017/model3d" xmlns:o="urn:schemas-microsoft-com:office:office" xmlns:oel="http://schemas.microsoft.com/office/2019/extlst" xmlns:r="http://schemas.openxmlformats.org/officeDocument/2006/relationships" xmlns:m="http://schemas.openxmlformats.org/officeDocument/2006/math" xmlns:v="urn:schemas-microsoft-com:vml" xmlns:wp14="http://schemas.microsoft.com/office/word/2010/wordprocessingDrawing" xmlns:wp="http://schemas.openxmlformats.org/drawingml/2006/wordprocessingDrawing" xmlns:w10="urn:schemas-microsoft-com:office:word" xmlns:w="http://schemas.openxmlformats.org/wordprocessingml/2006/main" xmlns:w14="http://schemas.microsoft.com/office/word/2010/wordml" xmlns:w15="http://schemas.microsoft.com/office/word/2012/wordml" xmlns:w16cex="http://schemas.microsoft.com/office/word/2018/wordml/cex" xmlns:w16cid="http://schemas.microsoft.com/office/word/2016/wordml/cid" xmlns:w16="http://schemas.microsoft.com/office/word/2018/wordml" xmlns:w16du="http://schemas.microsoft.com/office/word/2023/wordml/word16du" xmlns:w16sdtdh="http://schemas.microsoft.com/office/word/2020/wordml/sdtdatahash" xmlns:w16se="http://schemas.microsoft.com/office/word/2015/wordml/symex" xmlns:wpg="http://schemas.microsoft.com/office/word/2010/wordprocessingGroup" xmlns:wpi="http://schemas.microsoft.com/office/word/2010/wordprocessingInk" xmlns:wne="http://schemas.microsoft.com/office/word/2006/wordml" xmlns:wps="http://schemas.microsoft.com/office/word/2010/wordprocessingShape" mc:Ignorable="w14 w15 w16se w16cid w16 w16cex w16sdtdh w16du wp14">
+  <w:p>
+    <w:pPr>
+      <w:pStyle w:val="Header"/>
+    </w:pPr>
+  </w:p>
+</w:hdr>
 </file>
 
 <file path=word/styles.xml><?xml version="1.0" encoding="utf-8"?>
@@ -737,7 +2457,6 @@
   <w:style w:type="character" w:default="1" w:styleId="DefaultParagraphFont">
     <w:name w:val="Default Paragraph Font"/>
     <w:uiPriority w:val="1"/>
-    <w:semiHidden/>
     <w:unhideWhenUsed/>
   </w:style>
   <w:style w:type="table" w:default="1" w:styleId="TableNormal">
@@ -1050,6 +2769,50 @@
       <w:color w:val="0F4761" w:themeColor="accent1" w:themeShade="BF"/>
       <w:spacing w:val="5"/>
     </w:rPr>
+  </w:style>
+  <w:style w:type="paragraph" w:styleId="Header">
+    <w:name w:val="header"/>
+    <w:basedOn w:val="Normal"/>
+    <w:link w:val="HeaderChar"/>
+    <w:uiPriority w:val="99"/>
+    <w:unhideWhenUsed/>
+    <w:rsid w:val="00D178E4"/>
+    <w:pPr>
+      <w:tabs>
+        <w:tab w:val="center" w:pos="4536"/>
+        <w:tab w:val="right" w:pos="9072"/>
+      </w:tabs>
+      <w:spacing w:after="0" w:line="240" w:lineRule="auto"/>
+    </w:pPr>
+  </w:style>
+  <w:style w:type="character" w:customStyle="1" w:styleId="HeaderChar">
+    <w:name w:val="Header Char"/>
+    <w:basedOn w:val="DefaultParagraphFont"/>
+    <w:link w:val="Header"/>
+    <w:uiPriority w:val="99"/>
+    <w:rsid w:val="00D178E4"/>
+  </w:style>
+  <w:style w:type="paragraph" w:styleId="Footer">
+    <w:name w:val="footer"/>
+    <w:basedOn w:val="Normal"/>
+    <w:link w:val="FooterChar"/>
+    <w:uiPriority w:val="99"/>
+    <w:unhideWhenUsed/>
+    <w:rsid w:val="00D178E4"/>
+    <w:pPr>
+      <w:tabs>
+        <w:tab w:val="center" w:pos="4536"/>
+        <w:tab w:val="right" w:pos="9072"/>
+      </w:tabs>
+      <w:spacing w:after="0" w:line="240" w:lineRule="auto"/>
+    </w:pPr>
+  </w:style>
+  <w:style w:type="character" w:customStyle="1" w:styleId="FooterChar">
+    <w:name w:val="Footer Char"/>
+    <w:basedOn w:val="DefaultParagraphFont"/>
+    <w:link w:val="Footer"/>
+    <w:uiPriority w:val="99"/>
+    <w:rsid w:val="00D178E4"/>
   </w:style>
 </w:styles>
 </file>
